--- a/exams/U2_第二单元练习.docx
+++ b/exams/U2_第二单元练习.docx
@@ -1975,12 +1975,7 @@
         <w:spacing w:after="60" w:before="0" w:line="240" w:lineRule="auto"/>
       </w:pPr>
       <w:r>
-        <w:rPr>
-          <w:rFonts w:ascii="宋体" w:hAnsi="宋体" w:eastAsia="宋体"/>
-          <w:b w:val="0"/>
-          <w:sz w:val="18"/>
-        </w:rPr>
-        <w:t>三：听选答语以录音为准（卷面未附听力原文）。</w:t>
+        <w:t>三：1B  2A  3B  4A  5A（据《听力材料》第二单元三）</w:t>
       </w:r>
     </w:p>
     <w:p>
@@ -1988,12 +1983,7 @@
         <w:spacing w:after="60" w:before="0" w:line="240" w:lineRule="auto"/>
       </w:pPr>
       <w:r>
-        <w:rPr>
-          <w:rFonts w:ascii="宋体" w:hAnsi="宋体" w:eastAsia="宋体"/>
-          <w:b w:val="0"/>
-          <w:sz w:val="18"/>
-        </w:rPr>
-        <w:t>四：以录音为准。</w:t>
+        <w:t>四：1T  2F  3T  4F  5F（walk≠car；park≠zoo；不只美术课互助）</w:t>
       </w:r>
     </w:p>
     <w:p>

--- a/exams/U2_第二单元练习.docx
+++ b/exams/U2_第二单元练习.docx
@@ -119,7 +119,7 @@
           <w:b w:val="0"/>
           <w:sz w:val="20"/>
         </w:rPr>
-        <w:t xml:space="preserve">   □ A. 【图】男孩在读书</w:t>
+        <w:t xml:space="preserve">   □ A. 【图】男孩站着说话</w:t>
       </w:r>
     </w:p>
     <w:p>
@@ -132,7 +132,7 @@
           <w:b w:val="0"/>
           <w:sz w:val="20"/>
         </w:rPr>
-        <w:t xml:space="preserve">   □ B. 【图】男孩在写字/学习</w:t>
+        <w:t xml:space="preserve">   □ B. 【图】男孩坐着写字</w:t>
       </w:r>
     </w:p>
     <w:p>
@@ -158,7 +158,7 @@
           <w:b w:val="0"/>
           <w:sz w:val="20"/>
         </w:rPr>
-        <w:t xml:space="preserve">   □ A. 【图】男孩在书桌前读书</w:t>
+        <w:t xml:space="preserve">   □ A. 【图】男孩站着大声朗读</w:t>
       </w:r>
     </w:p>
     <w:p>
@@ -171,7 +171,7 @@
           <w:b w:val="0"/>
           <w:sz w:val="20"/>
         </w:rPr>
-        <w:t xml:space="preserve">   □ B. 【图】男孩在书桌前写字/趴着</w:t>
+        <w:t xml:space="preserve">   □ B. 【图】男孩躺在床上看书</w:t>
       </w:r>
     </w:p>
     <w:p>
@@ -210,7 +210,7 @@
           <w:b w:val="0"/>
           <w:sz w:val="20"/>
         </w:rPr>
-        <w:t xml:space="preserve">   □ B. 【图】西装男士拿着礼物盒</w:t>
+        <w:t xml:space="preserve">   □ B. 【图】男士给男孩礼物</w:t>
       </w:r>
     </w:p>
     <w:p>
@@ -236,7 +236,7 @@
           <w:b w:val="0"/>
           <w:sz w:val="20"/>
         </w:rPr>
-        <w:t xml:space="preserve">   □ A. 【图】树上的卡通猴子</w:t>
+        <w:t xml:space="preserve">   □ A. 【图】丛林动物（象/猴等）</w:t>
       </w:r>
     </w:p>
     <w:p>
@@ -249,7 +249,7 @@
           <w:b w:val="0"/>
           <w:sz w:val="20"/>
         </w:rPr>
-        <w:t xml:space="preserve">   □ B. 【图】一束百合/花</w:t>
+        <w:t xml:space="preserve">   □ B. 【图】田野里的花</w:t>
       </w:r>
     </w:p>
     <w:p>
@@ -288,7 +288,7 @@
           <w:b w:val="0"/>
           <w:sz w:val="20"/>
         </w:rPr>
-        <w:t xml:space="preserve">   □ B. 【图】女孩在读书</w:t>
+        <w:t xml:space="preserve">   □ B. 【图】女孩坐着若有所思/不舒服貌</w:t>
       </w:r>
     </w:p>
     <w:p>
@@ -379,7 +379,7 @@
           <w:b/>
           <w:sz w:val="24"/>
         </w:rPr>
-        <w:t>三、听句子，选择正确的答语，将序号写在题前括号内。</w:t>
+        <w:t>三、听问句，选择正确的答语，将序号写在题前括号内。</w:t>
       </w:r>
     </w:p>
     <w:p>

--- a/exams/U2_第二单元练习.docx
+++ b/exams/U2_第二单元练习.docx
@@ -119,7 +119,7 @@
           <w:b w:val="0"/>
           <w:sz w:val="20"/>
         </w:rPr>
-        <w:t xml:space="preserve">   □ A. 【图】男孩站着说话</w:t>
+        <w:t xml:space="preserve">   □ A. 【图】男孩在书桌前写字/画画</w:t>
       </w:r>
     </w:p>
     <w:p>
@@ -132,7 +132,7 @@
           <w:b w:val="0"/>
           <w:sz w:val="20"/>
         </w:rPr>
-        <w:t xml:space="preserve">   □ B. 【图】男孩坐着写字</w:t>
+        <w:t xml:space="preserve">   □ B. 【图】男孩在书桌前读书</w:t>
       </w:r>
     </w:p>
     <w:p>
@@ -158,7 +158,7 @@
           <w:b w:val="0"/>
           <w:sz w:val="20"/>
         </w:rPr>
-        <w:t xml:space="preserve">   □ A. 【图】男孩站着大声朗读</w:t>
+        <w:t xml:space="preserve">   □ A. 【图】男孩张嘴唱歌/朗读</w:t>
       </w:r>
     </w:p>
     <w:p>
@@ -171,7 +171,7 @@
           <w:b w:val="0"/>
           <w:sz w:val="20"/>
         </w:rPr>
-        <w:t xml:space="preserve">   □ B. 【图】男孩躺在床上看书</w:t>
+        <w:t xml:space="preserve">   □ B. 【图】男孩躺在床上睡觉</w:t>
       </w:r>
     </w:p>
     <w:p>
@@ -236,7 +236,7 @@
           <w:b w:val="0"/>
           <w:sz w:val="20"/>
         </w:rPr>
-        <w:t xml:space="preserve">   □ A. 【图】丛林动物（象/猴等）</w:t>
+        <w:t xml:space="preserve">   □ A. 【图】怪兽/恐龙类图画</w:t>
       </w:r>
     </w:p>
     <w:p>
@@ -249,7 +249,7 @@
           <w:b w:val="0"/>
           <w:sz w:val="20"/>
         </w:rPr>
-        <w:t xml:space="preserve">   □ B. 【图】田野里的花</w:t>
+        <w:t xml:space="preserve">   □ B. 【图】一簇花</w:t>
       </w:r>
     </w:p>
     <w:p>
@@ -288,7 +288,7 @@
           <w:b w:val="0"/>
           <w:sz w:val="20"/>
         </w:rPr>
-        <w:t xml:space="preserve">   □ B. 【图】女孩坐着若有所思/不舒服貌</w:t>
+        <w:t xml:space="preserve">   □ B. 【图】女孩举着画框/图画</w:t>
       </w:r>
     </w:p>
     <w:p>
@@ -327,7 +327,7 @@
           <w:b w:val="0"/>
           <w:sz w:val="20"/>
         </w:rPr>
-        <w:t>(  ) 2. 【图】男孩指着黑板 x + 4 = 6</w:t>
+        <w:t>(  ) 2. 【图】男孩站在黑板前 x + 4 = 6，x = ?</w:t>
       </w:r>
     </w:p>
     <w:p>
@@ -1160,7 +1160,7 @@
           <w:b w:val="0"/>
           <w:sz w:val="20"/>
         </w:rPr>
-        <w:t>(  ) 5. 【图】孩子对着纸巾打喷嚏</w:t>
+        <w:t>(  ) 5. 【图】男孩冷得发抖（周围有雪花/冷意）</w:t>
       </w:r>
     </w:p>
     <w:p>

--- a/exams/U2_第二单元练习.docx
+++ b/exams/U2_第二单元练习.docx
@@ -4,7 +4,7 @@
   <w:body>
     <w:p>
       <w:pPr>
-        <w:spacing w:after="160" w:before="0" w:line="240" w:lineRule="auto"/>
+        <w:spacing w:before="0" w:after="80" w:line="240" w:lineRule="auto"/>
         <w:jc w:val="center"/>
       </w:pPr>
       <w:r>
@@ -18,7 +18,21 @@
     </w:p>
     <w:p>
       <w:pPr>
-        <w:spacing w:after="200" w:before="0" w:line="240" w:lineRule="auto"/>
+        <w:spacing w:before="0" w:after="120" w:line="240" w:lineRule="auto"/>
+        <w:jc w:val="center"/>
+      </w:pPr>
+      <w:r>
+        <w:rPr>
+          <w:rFonts w:ascii="宋体" w:hAnsi="宋体" w:eastAsia="宋体"/>
+          <w:b w:val="0"/>
+          <w:sz w:val="18"/>
+        </w:rPr>
+        <w:t>（图题已按原卷重绘高清版）</w:t>
+      </w:r>
+    </w:p>
+    <w:p>
+      <w:pPr>
+        <w:spacing w:before="0" w:after="160" w:line="240" w:lineRule="auto"/>
         <w:jc w:val="center"/>
       </w:pPr>
       <w:r>
@@ -32,7 +46,7 @@
     </w:p>
     <w:p>
       <w:pPr>
-        <w:spacing w:after="160" w:before="0" w:line="240" w:lineRule="auto"/>
+        <w:spacing w:before="0" w:after="160" w:line="240" w:lineRule="auto"/>
         <w:jc w:val="center"/>
       </w:pPr>
       <w:r>
@@ -46,7 +60,7 @@
     </w:p>
     <w:p>
       <w:pPr>
-        <w:spacing w:after="120" w:before="200" w:line="240" w:lineRule="auto"/>
+        <w:spacing w:before="200" w:after="120" w:line="240" w:lineRule="auto"/>
       </w:pPr>
       <w:r>
         <w:rPr>
@@ -59,7 +73,7 @@
     </w:p>
     <w:p>
       <w:pPr>
-        <w:spacing w:after="40" w:before="0" w:line="240" w:lineRule="auto"/>
+        <w:spacing w:before="0" w:after="40" w:line="240" w:lineRule="auto"/>
       </w:pPr>
       <w:r>
         <w:rPr>
@@ -70,35 +84,160 @@
         <w:t>1.</w:t>
       </w:r>
     </w:p>
+    <w:tbl>
+      <w:tblPr>
+        <w:tblW w:type="auto" w:w="0"/>
+        <w:tblLayout w:type="autofit"/>
+        <w:tblLook w:firstColumn="1" w:firstRow="1" w:lastColumn="0" w:lastRow="0" w:noHBand="0" w:noVBand="1" w:val="04A0"/>
+      </w:tblPr>
+      <w:tblGrid>
+        <w:gridCol w:w="5100"/>
+        <w:gridCol w:w="5100"/>
+      </w:tblGrid>
+      <w:tr>
+        <w:tc>
+          <w:tcPr>
+            <w:tcW w:type="dxa" w:w="5100"/>
+          </w:tcPr>
+          <w:p>
+            <w:pPr>
+              <w:jc w:val="center"/>
+            </w:pPr>
+            <w:r>
+              <w:drawing>
+                <wp:inline xmlns:a="http://schemas.openxmlformats.org/drawingml/2006/main" xmlns:pic="http://schemas.openxmlformats.org/drawingml/2006/picture">
+                  <wp:extent cx="1080000" cy="1080000"/>
+                  <wp:docPr id="1" name="Picture 1"/>
+                  <wp:cNvGraphicFramePr>
+                    <a:graphicFrameLocks noChangeAspect="1"/>
+                  </wp:cNvGraphicFramePr>
+                  <a:graphic>
+                    <a:graphicData uri="http://schemas.openxmlformats.org/drawingml/2006/picture">
+                      <pic:pic>
+                        <pic:nvPicPr>
+                          <pic:cNvPr id="0" name="u2_L1_1A.jpg"/>
+                          <pic:cNvPicPr/>
+                        </pic:nvPicPr>
+                        <pic:blipFill>
+                          <a:blip r:embed="rId9"/>
+                          <a:stretch>
+                            <a:fillRect/>
+                          </a:stretch>
+                        </pic:blipFill>
+                        <pic:spPr>
+                          <a:xfrm>
+                            <a:off x="0" y="0"/>
+                            <a:ext cx="1080000" cy="1080000"/>
+                          </a:xfrm>
+                          <a:prstGeom prst="rect"/>
+                        </pic:spPr>
+                      </pic:pic>
+                    </a:graphicData>
+                  </a:graphic>
+                </wp:inline>
+              </w:drawing>
+            </w:r>
+          </w:p>
+        </w:tc>
+        <w:tc>
+          <w:tcPr>
+            <w:tcW w:type="dxa" w:w="5100"/>
+          </w:tcPr>
+          <w:p>
+            <w:pPr>
+              <w:jc w:val="center"/>
+            </w:pPr>
+            <w:r>
+              <w:drawing>
+                <wp:inline xmlns:a="http://schemas.openxmlformats.org/drawingml/2006/main" xmlns:pic="http://schemas.openxmlformats.org/drawingml/2006/picture">
+                  <wp:extent cx="1080000" cy="1080000"/>
+                  <wp:docPr id="2" name="Picture 2"/>
+                  <wp:cNvGraphicFramePr>
+                    <a:graphicFrameLocks noChangeAspect="1"/>
+                  </wp:cNvGraphicFramePr>
+                  <a:graphic>
+                    <a:graphicData uri="http://schemas.openxmlformats.org/drawingml/2006/picture">
+                      <pic:pic>
+                        <pic:nvPicPr>
+                          <pic:cNvPr id="0" name="u2_L1_1B.jpg"/>
+                          <pic:cNvPicPr/>
+                        </pic:nvPicPr>
+                        <pic:blipFill>
+                          <a:blip r:embed="rId10"/>
+                          <a:stretch>
+                            <a:fillRect/>
+                          </a:stretch>
+                        </pic:blipFill>
+                        <pic:spPr>
+                          <a:xfrm>
+                            <a:off x="0" y="0"/>
+                            <a:ext cx="1080000" cy="1080000"/>
+                          </a:xfrm>
+                          <a:prstGeom prst="rect"/>
+                        </pic:spPr>
+                      </pic:pic>
+                    </a:graphicData>
+                  </a:graphic>
+                </wp:inline>
+              </w:drawing>
+            </w:r>
+          </w:p>
+        </w:tc>
+      </w:tr>
+      <w:tr>
+        <w:tc>
+          <w:tcPr>
+            <w:tcW w:type="dxa" w:w="5100"/>
+          </w:tcPr>
+          <w:p>
+            <w:pPr>
+              <w:jc w:val="center"/>
+            </w:pPr>
+            <w:r>
+              <w:rPr>
+                <w:rFonts w:ascii="宋体" w:hAnsi="宋体" w:eastAsia="宋体"/>
+                <w:b/>
+                <w:sz w:val="20"/>
+              </w:rPr>
+              <w:t>□ A</w:t>
+            </w:r>
+          </w:p>
+        </w:tc>
+        <w:tc>
+          <w:tcPr>
+            <w:tcW w:type="dxa" w:w="5100"/>
+          </w:tcPr>
+          <w:p>
+            <w:pPr>
+              <w:jc w:val="center"/>
+            </w:pPr>
+            <w:r>
+              <w:rPr>
+                <w:rFonts w:ascii="宋体" w:hAnsi="宋体" w:eastAsia="宋体"/>
+                <w:b/>
+                <w:sz w:val="20"/>
+              </w:rPr>
+              <w:t>□ B</w:t>
+            </w:r>
+          </w:p>
+        </w:tc>
+      </w:tr>
+    </w:tbl>
     <w:p>
       <w:pPr>
-        <w:spacing w:after="20" w:before="0" w:line="240" w:lineRule="auto"/>
+        <w:spacing w:before="0" w:after="80" w:line="240" w:lineRule="auto"/>
       </w:pPr>
       <w:r>
         <w:rPr>
           <w:rFonts w:ascii="宋体" w:hAnsi="宋体" w:eastAsia="宋体"/>
           <w:b w:val="0"/>
-          <w:sz w:val="20"/>
+          <w:sz w:val="12"/>
         </w:rPr>
-        <w:t xml:space="preserve">   □ A. 【图】书《经典故事》</w:t>
       </w:r>
     </w:p>
     <w:p>
       <w:pPr>
-        <w:spacing w:after="120" w:before="0" w:line="240" w:lineRule="auto"/>
-      </w:pPr>
-      <w:r>
-        <w:rPr>
-          <w:rFonts w:ascii="宋体" w:hAnsi="宋体" w:eastAsia="宋体"/>
-          <w:b w:val="0"/>
-          <w:sz w:val="20"/>
-        </w:rPr>
-        <w:t xml:space="preserve">   □ B. 【图】书《十万个为什么》</w:t>
-      </w:r>
-    </w:p>
-    <w:p>
-      <w:pPr>
-        <w:spacing w:after="40" w:before="0" w:line="240" w:lineRule="auto"/>
+        <w:spacing w:before="0" w:after="40" w:line="240" w:lineRule="auto"/>
       </w:pPr>
       <w:r>
         <w:rPr>
@@ -109,35 +248,160 @@
         <w:t>2.</w:t>
       </w:r>
     </w:p>
+    <w:tbl>
+      <w:tblPr>
+        <w:tblW w:type="auto" w:w="0"/>
+        <w:tblLayout w:type="autofit"/>
+        <w:tblLook w:firstColumn="1" w:firstRow="1" w:lastColumn="0" w:lastRow="0" w:noHBand="0" w:noVBand="1" w:val="04A0"/>
+      </w:tblPr>
+      <w:tblGrid>
+        <w:gridCol w:w="5100"/>
+        <w:gridCol w:w="5100"/>
+      </w:tblGrid>
+      <w:tr>
+        <w:tc>
+          <w:tcPr>
+            <w:tcW w:type="dxa" w:w="5100"/>
+          </w:tcPr>
+          <w:p>
+            <w:pPr>
+              <w:jc w:val="center"/>
+            </w:pPr>
+            <w:r>
+              <w:drawing>
+                <wp:inline xmlns:a="http://schemas.openxmlformats.org/drawingml/2006/main" xmlns:pic="http://schemas.openxmlformats.org/drawingml/2006/picture">
+                  <wp:extent cx="1080000" cy="1080000"/>
+                  <wp:docPr id="3" name="Picture 3"/>
+                  <wp:cNvGraphicFramePr>
+                    <a:graphicFrameLocks noChangeAspect="1"/>
+                  </wp:cNvGraphicFramePr>
+                  <a:graphic>
+                    <a:graphicData uri="http://schemas.openxmlformats.org/drawingml/2006/picture">
+                      <pic:pic>
+                        <pic:nvPicPr>
+                          <pic:cNvPr id="0" name="u2_L1_2A.jpg"/>
+                          <pic:cNvPicPr/>
+                        </pic:nvPicPr>
+                        <pic:blipFill>
+                          <a:blip r:embed="rId11"/>
+                          <a:stretch>
+                            <a:fillRect/>
+                          </a:stretch>
+                        </pic:blipFill>
+                        <pic:spPr>
+                          <a:xfrm>
+                            <a:off x="0" y="0"/>
+                            <a:ext cx="1080000" cy="1080000"/>
+                          </a:xfrm>
+                          <a:prstGeom prst="rect"/>
+                        </pic:spPr>
+                      </pic:pic>
+                    </a:graphicData>
+                  </a:graphic>
+                </wp:inline>
+              </w:drawing>
+            </w:r>
+          </w:p>
+        </w:tc>
+        <w:tc>
+          <w:tcPr>
+            <w:tcW w:type="dxa" w:w="5100"/>
+          </w:tcPr>
+          <w:p>
+            <w:pPr>
+              <w:jc w:val="center"/>
+            </w:pPr>
+            <w:r>
+              <w:drawing>
+                <wp:inline xmlns:a="http://schemas.openxmlformats.org/drawingml/2006/main" xmlns:pic="http://schemas.openxmlformats.org/drawingml/2006/picture">
+                  <wp:extent cx="1080000" cy="1080000"/>
+                  <wp:docPr id="4" name="Picture 4"/>
+                  <wp:cNvGraphicFramePr>
+                    <a:graphicFrameLocks noChangeAspect="1"/>
+                  </wp:cNvGraphicFramePr>
+                  <a:graphic>
+                    <a:graphicData uri="http://schemas.openxmlformats.org/drawingml/2006/picture">
+                      <pic:pic>
+                        <pic:nvPicPr>
+                          <pic:cNvPr id="0" name="u2_L1_2B.jpg"/>
+                          <pic:cNvPicPr/>
+                        </pic:nvPicPr>
+                        <pic:blipFill>
+                          <a:blip r:embed="rId12"/>
+                          <a:stretch>
+                            <a:fillRect/>
+                          </a:stretch>
+                        </pic:blipFill>
+                        <pic:spPr>
+                          <a:xfrm>
+                            <a:off x="0" y="0"/>
+                            <a:ext cx="1080000" cy="1080000"/>
+                          </a:xfrm>
+                          <a:prstGeom prst="rect"/>
+                        </pic:spPr>
+                      </pic:pic>
+                    </a:graphicData>
+                  </a:graphic>
+                </wp:inline>
+              </w:drawing>
+            </w:r>
+          </w:p>
+        </w:tc>
+      </w:tr>
+      <w:tr>
+        <w:tc>
+          <w:tcPr>
+            <w:tcW w:type="dxa" w:w="5100"/>
+          </w:tcPr>
+          <w:p>
+            <w:pPr>
+              <w:jc w:val="center"/>
+            </w:pPr>
+            <w:r>
+              <w:rPr>
+                <w:rFonts w:ascii="宋体" w:hAnsi="宋体" w:eastAsia="宋体"/>
+                <w:b/>
+                <w:sz w:val="20"/>
+              </w:rPr>
+              <w:t>□ A</w:t>
+            </w:r>
+          </w:p>
+        </w:tc>
+        <w:tc>
+          <w:tcPr>
+            <w:tcW w:type="dxa" w:w="5100"/>
+          </w:tcPr>
+          <w:p>
+            <w:pPr>
+              <w:jc w:val="center"/>
+            </w:pPr>
+            <w:r>
+              <w:rPr>
+                <w:rFonts w:ascii="宋体" w:hAnsi="宋体" w:eastAsia="宋体"/>
+                <w:b/>
+                <w:sz w:val="20"/>
+              </w:rPr>
+              <w:t>□ B</w:t>
+            </w:r>
+          </w:p>
+        </w:tc>
+      </w:tr>
+    </w:tbl>
     <w:p>
       <w:pPr>
-        <w:spacing w:after="20" w:before="0" w:line="240" w:lineRule="auto"/>
+        <w:spacing w:before="0" w:after="80" w:line="240" w:lineRule="auto"/>
       </w:pPr>
       <w:r>
         <w:rPr>
           <w:rFonts w:ascii="宋体" w:hAnsi="宋体" w:eastAsia="宋体"/>
           <w:b w:val="0"/>
-          <w:sz w:val="20"/>
+          <w:sz w:val="12"/>
         </w:rPr>
-        <w:t xml:space="preserve">   □ A. 【图】男孩在书桌前写字/画画</w:t>
       </w:r>
     </w:p>
     <w:p>
       <w:pPr>
-        <w:spacing w:after="120" w:before="0" w:line="240" w:lineRule="auto"/>
-      </w:pPr>
-      <w:r>
-        <w:rPr>
-          <w:rFonts w:ascii="宋体" w:hAnsi="宋体" w:eastAsia="宋体"/>
-          <w:b w:val="0"/>
-          <w:sz w:val="20"/>
-        </w:rPr>
-        <w:t xml:space="preserve">   □ B. 【图】男孩在书桌前读书</w:t>
-      </w:r>
-    </w:p>
-    <w:p>
-      <w:pPr>
-        <w:spacing w:after="40" w:before="0" w:line="240" w:lineRule="auto"/>
+        <w:spacing w:before="0" w:after="40" w:line="240" w:lineRule="auto"/>
       </w:pPr>
       <w:r>
         <w:rPr>
@@ -148,35 +412,160 @@
         <w:t>3.</w:t>
       </w:r>
     </w:p>
+    <w:tbl>
+      <w:tblPr>
+        <w:tblW w:type="auto" w:w="0"/>
+        <w:tblLayout w:type="autofit"/>
+        <w:tblLook w:firstColumn="1" w:firstRow="1" w:lastColumn="0" w:lastRow="0" w:noHBand="0" w:noVBand="1" w:val="04A0"/>
+      </w:tblPr>
+      <w:tblGrid>
+        <w:gridCol w:w="5100"/>
+        <w:gridCol w:w="5100"/>
+      </w:tblGrid>
+      <w:tr>
+        <w:tc>
+          <w:tcPr>
+            <w:tcW w:type="dxa" w:w="5100"/>
+          </w:tcPr>
+          <w:p>
+            <w:pPr>
+              <w:jc w:val="center"/>
+            </w:pPr>
+            <w:r>
+              <w:drawing>
+                <wp:inline xmlns:a="http://schemas.openxmlformats.org/drawingml/2006/main" xmlns:pic="http://schemas.openxmlformats.org/drawingml/2006/picture">
+                  <wp:extent cx="1080000" cy="1080000"/>
+                  <wp:docPr id="5" name="Picture 5"/>
+                  <wp:cNvGraphicFramePr>
+                    <a:graphicFrameLocks noChangeAspect="1"/>
+                  </wp:cNvGraphicFramePr>
+                  <a:graphic>
+                    <a:graphicData uri="http://schemas.openxmlformats.org/drawingml/2006/picture">
+                      <pic:pic>
+                        <pic:nvPicPr>
+                          <pic:cNvPr id="0" name="u2_L1_3A.jpg"/>
+                          <pic:cNvPicPr/>
+                        </pic:nvPicPr>
+                        <pic:blipFill>
+                          <a:blip r:embed="rId13"/>
+                          <a:stretch>
+                            <a:fillRect/>
+                          </a:stretch>
+                        </pic:blipFill>
+                        <pic:spPr>
+                          <a:xfrm>
+                            <a:off x="0" y="0"/>
+                            <a:ext cx="1080000" cy="1080000"/>
+                          </a:xfrm>
+                          <a:prstGeom prst="rect"/>
+                        </pic:spPr>
+                      </pic:pic>
+                    </a:graphicData>
+                  </a:graphic>
+                </wp:inline>
+              </w:drawing>
+            </w:r>
+          </w:p>
+        </w:tc>
+        <w:tc>
+          <w:tcPr>
+            <w:tcW w:type="dxa" w:w="5100"/>
+          </w:tcPr>
+          <w:p>
+            <w:pPr>
+              <w:jc w:val="center"/>
+            </w:pPr>
+            <w:r>
+              <w:drawing>
+                <wp:inline xmlns:a="http://schemas.openxmlformats.org/drawingml/2006/main" xmlns:pic="http://schemas.openxmlformats.org/drawingml/2006/picture">
+                  <wp:extent cx="1080000" cy="1080000"/>
+                  <wp:docPr id="6" name="Picture 6"/>
+                  <wp:cNvGraphicFramePr>
+                    <a:graphicFrameLocks noChangeAspect="1"/>
+                  </wp:cNvGraphicFramePr>
+                  <a:graphic>
+                    <a:graphicData uri="http://schemas.openxmlformats.org/drawingml/2006/picture">
+                      <pic:pic>
+                        <pic:nvPicPr>
+                          <pic:cNvPr id="0" name="u2_L1_3B.jpg"/>
+                          <pic:cNvPicPr/>
+                        </pic:nvPicPr>
+                        <pic:blipFill>
+                          <a:blip r:embed="rId14"/>
+                          <a:stretch>
+                            <a:fillRect/>
+                          </a:stretch>
+                        </pic:blipFill>
+                        <pic:spPr>
+                          <a:xfrm>
+                            <a:off x="0" y="0"/>
+                            <a:ext cx="1080000" cy="1080000"/>
+                          </a:xfrm>
+                          <a:prstGeom prst="rect"/>
+                        </pic:spPr>
+                      </pic:pic>
+                    </a:graphicData>
+                  </a:graphic>
+                </wp:inline>
+              </w:drawing>
+            </w:r>
+          </w:p>
+        </w:tc>
+      </w:tr>
+      <w:tr>
+        <w:tc>
+          <w:tcPr>
+            <w:tcW w:type="dxa" w:w="5100"/>
+          </w:tcPr>
+          <w:p>
+            <w:pPr>
+              <w:jc w:val="center"/>
+            </w:pPr>
+            <w:r>
+              <w:rPr>
+                <w:rFonts w:ascii="宋体" w:hAnsi="宋体" w:eastAsia="宋体"/>
+                <w:b/>
+                <w:sz w:val="20"/>
+              </w:rPr>
+              <w:t>□ A</w:t>
+            </w:r>
+          </w:p>
+        </w:tc>
+        <w:tc>
+          <w:tcPr>
+            <w:tcW w:type="dxa" w:w="5100"/>
+          </w:tcPr>
+          <w:p>
+            <w:pPr>
+              <w:jc w:val="center"/>
+            </w:pPr>
+            <w:r>
+              <w:rPr>
+                <w:rFonts w:ascii="宋体" w:hAnsi="宋体" w:eastAsia="宋体"/>
+                <w:b/>
+                <w:sz w:val="20"/>
+              </w:rPr>
+              <w:t>□ B</w:t>
+            </w:r>
+          </w:p>
+        </w:tc>
+      </w:tr>
+    </w:tbl>
     <w:p>
       <w:pPr>
-        <w:spacing w:after="20" w:before="0" w:line="240" w:lineRule="auto"/>
+        <w:spacing w:before="0" w:after="80" w:line="240" w:lineRule="auto"/>
       </w:pPr>
       <w:r>
         <w:rPr>
           <w:rFonts w:ascii="宋体" w:hAnsi="宋体" w:eastAsia="宋体"/>
           <w:b w:val="0"/>
-          <w:sz w:val="20"/>
+          <w:sz w:val="12"/>
         </w:rPr>
-        <w:t xml:space="preserve">   □ A. 【图】男孩张嘴唱歌/朗读</w:t>
       </w:r>
     </w:p>
     <w:p>
       <w:pPr>
-        <w:spacing w:after="120" w:before="0" w:line="240" w:lineRule="auto"/>
-      </w:pPr>
-      <w:r>
-        <w:rPr>
-          <w:rFonts w:ascii="宋体" w:hAnsi="宋体" w:eastAsia="宋体"/>
-          <w:b w:val="0"/>
-          <w:sz w:val="20"/>
-        </w:rPr>
-        <w:t xml:space="preserve">   □ B. 【图】男孩躺在床上睡觉</w:t>
-      </w:r>
-    </w:p>
-    <w:p>
-      <w:pPr>
-        <w:spacing w:after="40" w:before="0" w:line="240" w:lineRule="auto"/>
+        <w:spacing w:before="0" w:after="40" w:line="240" w:lineRule="auto"/>
       </w:pPr>
       <w:r>
         <w:rPr>
@@ -187,35 +576,160 @@
         <w:t>4.</w:t>
       </w:r>
     </w:p>
+    <w:tbl>
+      <w:tblPr>
+        <w:tblW w:type="auto" w:w="0"/>
+        <w:tblLayout w:type="autofit"/>
+        <w:tblLook w:firstColumn="1" w:firstRow="1" w:lastColumn="0" w:lastRow="0" w:noHBand="0" w:noVBand="1" w:val="04A0"/>
+      </w:tblPr>
+      <w:tblGrid>
+        <w:gridCol w:w="5100"/>
+        <w:gridCol w:w="5100"/>
+      </w:tblGrid>
+      <w:tr>
+        <w:tc>
+          <w:tcPr>
+            <w:tcW w:type="dxa" w:w="5100"/>
+          </w:tcPr>
+          <w:p>
+            <w:pPr>
+              <w:jc w:val="center"/>
+            </w:pPr>
+            <w:r>
+              <w:drawing>
+                <wp:inline xmlns:a="http://schemas.openxmlformats.org/drawingml/2006/main" xmlns:pic="http://schemas.openxmlformats.org/drawingml/2006/picture">
+                  <wp:extent cx="1080000" cy="1080000"/>
+                  <wp:docPr id="7" name="Picture 7"/>
+                  <wp:cNvGraphicFramePr>
+                    <a:graphicFrameLocks noChangeAspect="1"/>
+                  </wp:cNvGraphicFramePr>
+                  <a:graphic>
+                    <a:graphicData uri="http://schemas.openxmlformats.org/drawingml/2006/picture">
+                      <pic:pic>
+                        <pic:nvPicPr>
+                          <pic:cNvPr id="0" name="u2_L1_4A.jpg"/>
+                          <pic:cNvPicPr/>
+                        </pic:nvPicPr>
+                        <pic:blipFill>
+                          <a:blip r:embed="rId15"/>
+                          <a:stretch>
+                            <a:fillRect/>
+                          </a:stretch>
+                        </pic:blipFill>
+                        <pic:spPr>
+                          <a:xfrm>
+                            <a:off x="0" y="0"/>
+                            <a:ext cx="1080000" cy="1080000"/>
+                          </a:xfrm>
+                          <a:prstGeom prst="rect"/>
+                        </pic:spPr>
+                      </pic:pic>
+                    </a:graphicData>
+                  </a:graphic>
+                </wp:inline>
+              </w:drawing>
+            </w:r>
+          </w:p>
+        </w:tc>
+        <w:tc>
+          <w:tcPr>
+            <w:tcW w:type="dxa" w:w="5100"/>
+          </w:tcPr>
+          <w:p>
+            <w:pPr>
+              <w:jc w:val="center"/>
+            </w:pPr>
+            <w:r>
+              <w:drawing>
+                <wp:inline xmlns:a="http://schemas.openxmlformats.org/drawingml/2006/main" xmlns:pic="http://schemas.openxmlformats.org/drawingml/2006/picture">
+                  <wp:extent cx="1080000" cy="1080000"/>
+                  <wp:docPr id="8" name="Picture 8"/>
+                  <wp:cNvGraphicFramePr>
+                    <a:graphicFrameLocks noChangeAspect="1"/>
+                  </wp:cNvGraphicFramePr>
+                  <a:graphic>
+                    <a:graphicData uri="http://schemas.openxmlformats.org/drawingml/2006/picture">
+                      <pic:pic>
+                        <pic:nvPicPr>
+                          <pic:cNvPr id="0" name="u2_L1_4B.jpg"/>
+                          <pic:cNvPicPr/>
+                        </pic:nvPicPr>
+                        <pic:blipFill>
+                          <a:blip r:embed="rId16"/>
+                          <a:stretch>
+                            <a:fillRect/>
+                          </a:stretch>
+                        </pic:blipFill>
+                        <pic:spPr>
+                          <a:xfrm>
+                            <a:off x="0" y="0"/>
+                            <a:ext cx="1080000" cy="1080000"/>
+                          </a:xfrm>
+                          <a:prstGeom prst="rect"/>
+                        </pic:spPr>
+                      </pic:pic>
+                    </a:graphicData>
+                  </a:graphic>
+                </wp:inline>
+              </w:drawing>
+            </w:r>
+          </w:p>
+        </w:tc>
+      </w:tr>
+      <w:tr>
+        <w:tc>
+          <w:tcPr>
+            <w:tcW w:type="dxa" w:w="5100"/>
+          </w:tcPr>
+          <w:p>
+            <w:pPr>
+              <w:jc w:val="center"/>
+            </w:pPr>
+            <w:r>
+              <w:rPr>
+                <w:rFonts w:ascii="宋体" w:hAnsi="宋体" w:eastAsia="宋体"/>
+                <w:b/>
+                <w:sz w:val="20"/>
+              </w:rPr>
+              <w:t>□ A</w:t>
+            </w:r>
+          </w:p>
+        </w:tc>
+        <w:tc>
+          <w:tcPr>
+            <w:tcW w:type="dxa" w:w="5100"/>
+          </w:tcPr>
+          <w:p>
+            <w:pPr>
+              <w:jc w:val="center"/>
+            </w:pPr>
+            <w:r>
+              <w:rPr>
+                <w:rFonts w:ascii="宋体" w:hAnsi="宋体" w:eastAsia="宋体"/>
+                <w:b/>
+                <w:sz w:val="20"/>
+              </w:rPr>
+              <w:t>□ B</w:t>
+            </w:r>
+          </w:p>
+        </w:tc>
+      </w:tr>
+    </w:tbl>
     <w:p>
       <w:pPr>
-        <w:spacing w:after="20" w:before="0" w:line="240" w:lineRule="auto"/>
+        <w:spacing w:before="0" w:after="80" w:line="240" w:lineRule="auto"/>
       </w:pPr>
       <w:r>
         <w:rPr>
           <w:rFonts w:ascii="宋体" w:hAnsi="宋体" w:eastAsia="宋体"/>
           <w:b w:val="0"/>
-          <w:sz w:val="20"/>
+          <w:sz w:val="12"/>
         </w:rPr>
-        <w:t xml:space="preserve">   □ A. 【图】女孩打电话</w:t>
       </w:r>
     </w:p>
     <w:p>
       <w:pPr>
-        <w:spacing w:after="120" w:before="0" w:line="240" w:lineRule="auto"/>
-      </w:pPr>
-      <w:r>
-        <w:rPr>
-          <w:rFonts w:ascii="宋体" w:hAnsi="宋体" w:eastAsia="宋体"/>
-          <w:b w:val="0"/>
-          <w:sz w:val="20"/>
-        </w:rPr>
-        <w:t xml:space="preserve">   □ B. 【图】男士给男孩礼物</w:t>
-      </w:r>
-    </w:p>
-    <w:p>
-      <w:pPr>
-        <w:spacing w:after="40" w:before="0" w:line="240" w:lineRule="auto"/>
+        <w:spacing w:before="0" w:after="40" w:line="240" w:lineRule="auto"/>
       </w:pPr>
       <w:r>
         <w:rPr>
@@ -226,35 +740,160 @@
         <w:t>5.</w:t>
       </w:r>
     </w:p>
+    <w:tbl>
+      <w:tblPr>
+        <w:tblW w:type="auto" w:w="0"/>
+        <w:tblLayout w:type="autofit"/>
+        <w:tblLook w:firstColumn="1" w:firstRow="1" w:lastColumn="0" w:lastRow="0" w:noHBand="0" w:noVBand="1" w:val="04A0"/>
+      </w:tblPr>
+      <w:tblGrid>
+        <w:gridCol w:w="5100"/>
+        <w:gridCol w:w="5100"/>
+      </w:tblGrid>
+      <w:tr>
+        <w:tc>
+          <w:tcPr>
+            <w:tcW w:type="dxa" w:w="5100"/>
+          </w:tcPr>
+          <w:p>
+            <w:pPr>
+              <w:jc w:val="center"/>
+            </w:pPr>
+            <w:r>
+              <w:drawing>
+                <wp:inline xmlns:a="http://schemas.openxmlformats.org/drawingml/2006/main" xmlns:pic="http://schemas.openxmlformats.org/drawingml/2006/picture">
+                  <wp:extent cx="1080000" cy="1080000"/>
+                  <wp:docPr id="9" name="Picture 9"/>
+                  <wp:cNvGraphicFramePr>
+                    <a:graphicFrameLocks noChangeAspect="1"/>
+                  </wp:cNvGraphicFramePr>
+                  <a:graphic>
+                    <a:graphicData uri="http://schemas.openxmlformats.org/drawingml/2006/picture">
+                      <pic:pic>
+                        <pic:nvPicPr>
+                          <pic:cNvPr id="0" name="u2_L1_5A.jpg"/>
+                          <pic:cNvPicPr/>
+                        </pic:nvPicPr>
+                        <pic:blipFill>
+                          <a:blip r:embed="rId17"/>
+                          <a:stretch>
+                            <a:fillRect/>
+                          </a:stretch>
+                        </pic:blipFill>
+                        <pic:spPr>
+                          <a:xfrm>
+                            <a:off x="0" y="0"/>
+                            <a:ext cx="1080000" cy="1080000"/>
+                          </a:xfrm>
+                          <a:prstGeom prst="rect"/>
+                        </pic:spPr>
+                      </pic:pic>
+                    </a:graphicData>
+                  </a:graphic>
+                </wp:inline>
+              </w:drawing>
+            </w:r>
+          </w:p>
+        </w:tc>
+        <w:tc>
+          <w:tcPr>
+            <w:tcW w:type="dxa" w:w="5100"/>
+          </w:tcPr>
+          <w:p>
+            <w:pPr>
+              <w:jc w:val="center"/>
+            </w:pPr>
+            <w:r>
+              <w:drawing>
+                <wp:inline xmlns:a="http://schemas.openxmlformats.org/drawingml/2006/main" xmlns:pic="http://schemas.openxmlformats.org/drawingml/2006/picture">
+                  <wp:extent cx="1080000" cy="1080000"/>
+                  <wp:docPr id="10" name="Picture 10"/>
+                  <wp:cNvGraphicFramePr>
+                    <a:graphicFrameLocks noChangeAspect="1"/>
+                  </wp:cNvGraphicFramePr>
+                  <a:graphic>
+                    <a:graphicData uri="http://schemas.openxmlformats.org/drawingml/2006/picture">
+                      <pic:pic>
+                        <pic:nvPicPr>
+                          <pic:cNvPr id="0" name="u2_L1_5B.jpg"/>
+                          <pic:cNvPicPr/>
+                        </pic:nvPicPr>
+                        <pic:blipFill>
+                          <a:blip r:embed="rId18"/>
+                          <a:stretch>
+                            <a:fillRect/>
+                          </a:stretch>
+                        </pic:blipFill>
+                        <pic:spPr>
+                          <a:xfrm>
+                            <a:off x="0" y="0"/>
+                            <a:ext cx="1080000" cy="1080000"/>
+                          </a:xfrm>
+                          <a:prstGeom prst="rect"/>
+                        </pic:spPr>
+                      </pic:pic>
+                    </a:graphicData>
+                  </a:graphic>
+                </wp:inline>
+              </w:drawing>
+            </w:r>
+          </w:p>
+        </w:tc>
+      </w:tr>
+      <w:tr>
+        <w:tc>
+          <w:tcPr>
+            <w:tcW w:type="dxa" w:w="5100"/>
+          </w:tcPr>
+          <w:p>
+            <w:pPr>
+              <w:jc w:val="center"/>
+            </w:pPr>
+            <w:r>
+              <w:rPr>
+                <w:rFonts w:ascii="宋体" w:hAnsi="宋体" w:eastAsia="宋体"/>
+                <w:b/>
+                <w:sz w:val="20"/>
+              </w:rPr>
+              <w:t>□ A</w:t>
+            </w:r>
+          </w:p>
+        </w:tc>
+        <w:tc>
+          <w:tcPr>
+            <w:tcW w:type="dxa" w:w="5100"/>
+          </w:tcPr>
+          <w:p>
+            <w:pPr>
+              <w:jc w:val="center"/>
+            </w:pPr>
+            <w:r>
+              <w:rPr>
+                <w:rFonts w:ascii="宋体" w:hAnsi="宋体" w:eastAsia="宋体"/>
+                <w:b/>
+                <w:sz w:val="20"/>
+              </w:rPr>
+              <w:t>□ B</w:t>
+            </w:r>
+          </w:p>
+        </w:tc>
+      </w:tr>
+    </w:tbl>
     <w:p>
       <w:pPr>
-        <w:spacing w:after="20" w:before="0" w:line="240" w:lineRule="auto"/>
+        <w:spacing w:before="0" w:after="80" w:line="240" w:lineRule="auto"/>
       </w:pPr>
       <w:r>
         <w:rPr>
           <w:rFonts w:ascii="宋体" w:hAnsi="宋体" w:eastAsia="宋体"/>
           <w:b w:val="0"/>
-          <w:sz w:val="20"/>
+          <w:sz w:val="12"/>
         </w:rPr>
-        <w:t xml:space="preserve">   □ A. 【图】怪兽/恐龙类图画</w:t>
       </w:r>
     </w:p>
     <w:p>
       <w:pPr>
-        <w:spacing w:after="120" w:before="0" w:line="240" w:lineRule="auto"/>
-      </w:pPr>
-      <w:r>
-        <w:rPr>
-          <w:rFonts w:ascii="宋体" w:hAnsi="宋体" w:eastAsia="宋体"/>
-          <w:b w:val="0"/>
-          <w:sz w:val="20"/>
-        </w:rPr>
-        <w:t xml:space="preserve">   □ B. 【图】一簇花</w:t>
-      </w:r>
-    </w:p>
-    <w:p>
-      <w:pPr>
-        <w:spacing w:after="40" w:before="0" w:line="240" w:lineRule="auto"/>
+        <w:spacing w:before="0" w:after="40" w:line="240" w:lineRule="auto"/>
       </w:pPr>
       <w:r>
         <w:rPr>
@@ -265,35 +904,160 @@
         <w:t>6.</w:t>
       </w:r>
     </w:p>
+    <w:tbl>
+      <w:tblPr>
+        <w:tblW w:type="auto" w:w="0"/>
+        <w:tblLayout w:type="autofit"/>
+        <w:tblLook w:firstColumn="1" w:firstRow="1" w:lastColumn="0" w:lastRow="0" w:noHBand="0" w:noVBand="1" w:val="04A0"/>
+      </w:tblPr>
+      <w:tblGrid>
+        <w:gridCol w:w="5100"/>
+        <w:gridCol w:w="5100"/>
+      </w:tblGrid>
+      <w:tr>
+        <w:tc>
+          <w:tcPr>
+            <w:tcW w:type="dxa" w:w="5100"/>
+          </w:tcPr>
+          <w:p>
+            <w:pPr>
+              <w:jc w:val="center"/>
+            </w:pPr>
+            <w:r>
+              <w:drawing>
+                <wp:inline xmlns:a="http://schemas.openxmlformats.org/drawingml/2006/main" xmlns:pic="http://schemas.openxmlformats.org/drawingml/2006/picture">
+                  <wp:extent cx="1080000" cy="1080000"/>
+                  <wp:docPr id="11" name="Picture 11"/>
+                  <wp:cNvGraphicFramePr>
+                    <a:graphicFrameLocks noChangeAspect="1"/>
+                  </wp:cNvGraphicFramePr>
+                  <a:graphic>
+                    <a:graphicData uri="http://schemas.openxmlformats.org/drawingml/2006/picture">
+                      <pic:pic>
+                        <pic:nvPicPr>
+                          <pic:cNvPr id="0" name="u2_L1_6A.jpg"/>
+                          <pic:cNvPicPr/>
+                        </pic:nvPicPr>
+                        <pic:blipFill>
+                          <a:blip r:embed="rId19"/>
+                          <a:stretch>
+                            <a:fillRect/>
+                          </a:stretch>
+                        </pic:blipFill>
+                        <pic:spPr>
+                          <a:xfrm>
+                            <a:off x="0" y="0"/>
+                            <a:ext cx="1080000" cy="1080000"/>
+                          </a:xfrm>
+                          <a:prstGeom prst="rect"/>
+                        </pic:spPr>
+                      </pic:pic>
+                    </a:graphicData>
+                  </a:graphic>
+                </wp:inline>
+              </w:drawing>
+            </w:r>
+          </w:p>
+        </w:tc>
+        <w:tc>
+          <w:tcPr>
+            <w:tcW w:type="dxa" w:w="5100"/>
+          </w:tcPr>
+          <w:p>
+            <w:pPr>
+              <w:jc w:val="center"/>
+            </w:pPr>
+            <w:r>
+              <w:drawing>
+                <wp:inline xmlns:a="http://schemas.openxmlformats.org/drawingml/2006/main" xmlns:pic="http://schemas.openxmlformats.org/drawingml/2006/picture">
+                  <wp:extent cx="1080000" cy="1080000"/>
+                  <wp:docPr id="12" name="Picture 12"/>
+                  <wp:cNvGraphicFramePr>
+                    <a:graphicFrameLocks noChangeAspect="1"/>
+                  </wp:cNvGraphicFramePr>
+                  <a:graphic>
+                    <a:graphicData uri="http://schemas.openxmlformats.org/drawingml/2006/picture">
+                      <pic:pic>
+                        <pic:nvPicPr>
+                          <pic:cNvPr id="0" name="u2_L1_6B.jpg"/>
+                          <pic:cNvPicPr/>
+                        </pic:nvPicPr>
+                        <pic:blipFill>
+                          <a:blip r:embed="rId20"/>
+                          <a:stretch>
+                            <a:fillRect/>
+                          </a:stretch>
+                        </pic:blipFill>
+                        <pic:spPr>
+                          <a:xfrm>
+                            <a:off x="0" y="0"/>
+                            <a:ext cx="1080000" cy="1080000"/>
+                          </a:xfrm>
+                          <a:prstGeom prst="rect"/>
+                        </pic:spPr>
+                      </pic:pic>
+                    </a:graphicData>
+                  </a:graphic>
+                </wp:inline>
+              </w:drawing>
+            </w:r>
+          </w:p>
+        </w:tc>
+      </w:tr>
+      <w:tr>
+        <w:tc>
+          <w:tcPr>
+            <w:tcW w:type="dxa" w:w="5100"/>
+          </w:tcPr>
+          <w:p>
+            <w:pPr>
+              <w:jc w:val="center"/>
+            </w:pPr>
+            <w:r>
+              <w:rPr>
+                <w:rFonts w:ascii="宋体" w:hAnsi="宋体" w:eastAsia="宋体"/>
+                <w:b/>
+                <w:sz w:val="20"/>
+              </w:rPr>
+              <w:t>□ A</w:t>
+            </w:r>
+          </w:p>
+        </w:tc>
+        <w:tc>
+          <w:tcPr>
+            <w:tcW w:type="dxa" w:w="5100"/>
+          </w:tcPr>
+          <w:p>
+            <w:pPr>
+              <w:jc w:val="center"/>
+            </w:pPr>
+            <w:r>
+              <w:rPr>
+                <w:rFonts w:ascii="宋体" w:hAnsi="宋体" w:eastAsia="宋体"/>
+                <w:b/>
+                <w:sz w:val="20"/>
+              </w:rPr>
+              <w:t>□ B</w:t>
+            </w:r>
+          </w:p>
+        </w:tc>
+      </w:tr>
+    </w:tbl>
     <w:p>
       <w:pPr>
-        <w:spacing w:after="20" w:before="0" w:line="240" w:lineRule="auto"/>
+        <w:spacing w:before="0" w:after="80" w:line="240" w:lineRule="auto"/>
       </w:pPr>
       <w:r>
         <w:rPr>
           <w:rFonts w:ascii="宋体" w:hAnsi="宋体" w:eastAsia="宋体"/>
           <w:b w:val="0"/>
-          <w:sz w:val="20"/>
+          <w:sz w:val="12"/>
         </w:rPr>
-        <w:t xml:space="preserve">   □ A. 【图】女孩在床上睡觉</w:t>
       </w:r>
     </w:p>
     <w:p>
       <w:pPr>
-        <w:spacing w:after="120" w:before="0" w:line="240" w:lineRule="auto"/>
-      </w:pPr>
-      <w:r>
-        <w:rPr>
-          <w:rFonts w:ascii="宋体" w:hAnsi="宋体" w:eastAsia="宋体"/>
-          <w:b w:val="0"/>
-          <w:sz w:val="20"/>
-        </w:rPr>
-        <w:t xml:space="preserve">   □ B. 【图】女孩举着画框/图画</w:t>
-      </w:r>
-    </w:p>
-    <w:p>
-      <w:pPr>
-        <w:spacing w:after="120" w:before="200" w:line="240" w:lineRule="auto"/>
+        <w:spacing w:before="200" w:after="120" w:line="240" w:lineRule="auto"/>
       </w:pPr>
       <w:r>
         <w:rPr>
@@ -304,74 +1068,336 @@
         <w:t>二、听对话，判断图片与所听内容是否相符，相符的画“√”，不相符的画“×”。</w:t>
       </w:r>
     </w:p>
+    <w:tbl>
+      <w:tblPr>
+        <w:tblW w:type="auto" w:w="0"/>
+        <w:tblLook w:firstColumn="1" w:firstRow="1" w:lastColumn="0" w:lastRow="0" w:noHBand="0" w:noVBand="1" w:val="04A0"/>
+      </w:tblPr>
+      <w:tblGrid>
+        <w:gridCol w:w="2040"/>
+        <w:gridCol w:w="2040"/>
+        <w:gridCol w:w="2040"/>
+        <w:gridCol w:w="2040"/>
+        <w:gridCol w:w="2040"/>
+      </w:tblGrid>
+      <w:tr>
+        <w:tc>
+          <w:tcPr>
+            <w:tcW w:type="dxa" w:w="2040"/>
+          </w:tcPr>
+          <w:p>
+            <w:pPr>
+              <w:jc w:val="center"/>
+            </w:pPr>
+            <w:r>
+              <w:drawing>
+                <wp:inline xmlns:a="http://schemas.openxmlformats.org/drawingml/2006/main" xmlns:pic="http://schemas.openxmlformats.org/drawingml/2006/picture">
+                  <wp:extent cx="900000" cy="900000"/>
+                  <wp:docPr id="13" name="Picture 13"/>
+                  <wp:cNvGraphicFramePr>
+                    <a:graphicFrameLocks noChangeAspect="1"/>
+                  </wp:cNvGraphicFramePr>
+                  <a:graphic>
+                    <a:graphicData uri="http://schemas.openxmlformats.org/drawingml/2006/picture">
+                      <pic:pic>
+                        <pic:nvPicPr>
+                          <pic:cNvPr id="0" name="u2_L2_1.jpg"/>
+                          <pic:cNvPicPr/>
+                        </pic:nvPicPr>
+                        <pic:blipFill>
+                          <a:blip r:embed="rId21"/>
+                          <a:stretch>
+                            <a:fillRect/>
+                          </a:stretch>
+                        </pic:blipFill>
+                        <pic:spPr>
+                          <a:xfrm>
+                            <a:off x="0" y="0"/>
+                            <a:ext cx="900000" cy="900000"/>
+                          </a:xfrm>
+                          <a:prstGeom prst="rect"/>
+                        </pic:spPr>
+                      </pic:pic>
+                    </a:graphicData>
+                  </a:graphic>
+                </wp:inline>
+              </w:drawing>
+            </w:r>
+          </w:p>
+        </w:tc>
+        <w:tc>
+          <w:tcPr>
+            <w:tcW w:type="dxa" w:w="2040"/>
+          </w:tcPr>
+          <w:p>
+            <w:pPr>
+              <w:jc w:val="center"/>
+            </w:pPr>
+            <w:r>
+              <w:drawing>
+                <wp:inline xmlns:a="http://schemas.openxmlformats.org/drawingml/2006/main" xmlns:pic="http://schemas.openxmlformats.org/drawingml/2006/picture">
+                  <wp:extent cx="900000" cy="900000"/>
+                  <wp:docPr id="14" name="Picture 14"/>
+                  <wp:cNvGraphicFramePr>
+                    <a:graphicFrameLocks noChangeAspect="1"/>
+                  </wp:cNvGraphicFramePr>
+                  <a:graphic>
+                    <a:graphicData uri="http://schemas.openxmlformats.org/drawingml/2006/picture">
+                      <pic:pic>
+                        <pic:nvPicPr>
+                          <pic:cNvPr id="0" name="u2_L2_2.jpg"/>
+                          <pic:cNvPicPr/>
+                        </pic:nvPicPr>
+                        <pic:blipFill>
+                          <a:blip r:embed="rId22"/>
+                          <a:stretch>
+                            <a:fillRect/>
+                          </a:stretch>
+                        </pic:blipFill>
+                        <pic:spPr>
+                          <a:xfrm>
+                            <a:off x="0" y="0"/>
+                            <a:ext cx="900000" cy="900000"/>
+                          </a:xfrm>
+                          <a:prstGeom prst="rect"/>
+                        </pic:spPr>
+                      </pic:pic>
+                    </a:graphicData>
+                  </a:graphic>
+                </wp:inline>
+              </w:drawing>
+            </w:r>
+          </w:p>
+        </w:tc>
+        <w:tc>
+          <w:tcPr>
+            <w:tcW w:type="dxa" w:w="2040"/>
+          </w:tcPr>
+          <w:p>
+            <w:pPr>
+              <w:jc w:val="center"/>
+            </w:pPr>
+            <w:r>
+              <w:drawing>
+                <wp:inline xmlns:a="http://schemas.openxmlformats.org/drawingml/2006/main" xmlns:pic="http://schemas.openxmlformats.org/drawingml/2006/picture">
+                  <wp:extent cx="900000" cy="900000"/>
+                  <wp:docPr id="15" name="Picture 15"/>
+                  <wp:cNvGraphicFramePr>
+                    <a:graphicFrameLocks noChangeAspect="1"/>
+                  </wp:cNvGraphicFramePr>
+                  <a:graphic>
+                    <a:graphicData uri="http://schemas.openxmlformats.org/drawingml/2006/picture">
+                      <pic:pic>
+                        <pic:nvPicPr>
+                          <pic:cNvPr id="0" name="u2_L2_3.jpg"/>
+                          <pic:cNvPicPr/>
+                        </pic:nvPicPr>
+                        <pic:blipFill>
+                          <a:blip r:embed="rId23"/>
+                          <a:stretch>
+                            <a:fillRect/>
+                          </a:stretch>
+                        </pic:blipFill>
+                        <pic:spPr>
+                          <a:xfrm>
+                            <a:off x="0" y="0"/>
+                            <a:ext cx="900000" cy="900000"/>
+                          </a:xfrm>
+                          <a:prstGeom prst="rect"/>
+                        </pic:spPr>
+                      </pic:pic>
+                    </a:graphicData>
+                  </a:graphic>
+                </wp:inline>
+              </w:drawing>
+            </w:r>
+          </w:p>
+        </w:tc>
+        <w:tc>
+          <w:tcPr>
+            <w:tcW w:type="dxa" w:w="2040"/>
+          </w:tcPr>
+          <w:p>
+            <w:pPr>
+              <w:jc w:val="center"/>
+            </w:pPr>
+            <w:r>
+              <w:drawing>
+                <wp:inline xmlns:a="http://schemas.openxmlformats.org/drawingml/2006/main" xmlns:pic="http://schemas.openxmlformats.org/drawingml/2006/picture">
+                  <wp:extent cx="900000" cy="900000"/>
+                  <wp:docPr id="16" name="Picture 16"/>
+                  <wp:cNvGraphicFramePr>
+                    <a:graphicFrameLocks noChangeAspect="1"/>
+                  </wp:cNvGraphicFramePr>
+                  <a:graphic>
+                    <a:graphicData uri="http://schemas.openxmlformats.org/drawingml/2006/picture">
+                      <pic:pic>
+                        <pic:nvPicPr>
+                          <pic:cNvPr id="0" name="u2_L2_4.jpg"/>
+                          <pic:cNvPicPr/>
+                        </pic:nvPicPr>
+                        <pic:blipFill>
+                          <a:blip r:embed="rId24"/>
+                          <a:stretch>
+                            <a:fillRect/>
+                          </a:stretch>
+                        </pic:blipFill>
+                        <pic:spPr>
+                          <a:xfrm>
+                            <a:off x="0" y="0"/>
+                            <a:ext cx="900000" cy="900000"/>
+                          </a:xfrm>
+                          <a:prstGeom prst="rect"/>
+                        </pic:spPr>
+                      </pic:pic>
+                    </a:graphicData>
+                  </a:graphic>
+                </wp:inline>
+              </w:drawing>
+            </w:r>
+          </w:p>
+        </w:tc>
+        <w:tc>
+          <w:tcPr>
+            <w:tcW w:type="dxa" w:w="2040"/>
+          </w:tcPr>
+          <w:p>
+            <w:pPr>
+              <w:jc w:val="center"/>
+            </w:pPr>
+            <w:r>
+              <w:drawing>
+                <wp:inline xmlns:a="http://schemas.openxmlformats.org/drawingml/2006/main" xmlns:pic="http://schemas.openxmlformats.org/drawingml/2006/picture">
+                  <wp:extent cx="900000" cy="900000"/>
+                  <wp:docPr id="17" name="Picture 17"/>
+                  <wp:cNvGraphicFramePr>
+                    <a:graphicFrameLocks noChangeAspect="1"/>
+                  </wp:cNvGraphicFramePr>
+                  <a:graphic>
+                    <a:graphicData uri="http://schemas.openxmlformats.org/drawingml/2006/picture">
+                      <pic:pic>
+                        <pic:nvPicPr>
+                          <pic:cNvPr id="0" name="u2_L2_5.jpg"/>
+                          <pic:cNvPicPr/>
+                        </pic:nvPicPr>
+                        <pic:blipFill>
+                          <a:blip r:embed="rId25"/>
+                          <a:stretch>
+                            <a:fillRect/>
+                          </a:stretch>
+                        </pic:blipFill>
+                        <pic:spPr>
+                          <a:xfrm>
+                            <a:off x="0" y="0"/>
+                            <a:ext cx="900000" cy="900000"/>
+                          </a:xfrm>
+                          <a:prstGeom prst="rect"/>
+                        </pic:spPr>
+                      </pic:pic>
+                    </a:graphicData>
+                  </a:graphic>
+                </wp:inline>
+              </w:drawing>
+            </w:r>
+          </w:p>
+        </w:tc>
+      </w:tr>
+      <w:tr>
+        <w:tc>
+          <w:tcPr>
+            <w:tcW w:type="dxa" w:w="2040"/>
+          </w:tcPr>
+          <w:p>
+            <w:pPr>
+              <w:jc w:val="center"/>
+            </w:pPr>
+            <w:r>
+              <w:rPr>
+                <w:rFonts w:ascii="宋体" w:hAnsi="宋体" w:eastAsia="宋体"/>
+                <w:b w:val="0"/>
+                <w:sz w:val="20"/>
+              </w:rPr>
+              <w:t>(  ) 1.</w:t>
+            </w:r>
+          </w:p>
+        </w:tc>
+        <w:tc>
+          <w:tcPr>
+            <w:tcW w:type="dxa" w:w="2040"/>
+          </w:tcPr>
+          <w:p>
+            <w:pPr>
+              <w:jc w:val="center"/>
+            </w:pPr>
+            <w:r>
+              <w:rPr>
+                <w:rFonts w:ascii="宋体" w:hAnsi="宋体" w:eastAsia="宋体"/>
+                <w:b w:val="0"/>
+                <w:sz w:val="20"/>
+              </w:rPr>
+              <w:t>(  ) 2.</w:t>
+            </w:r>
+          </w:p>
+        </w:tc>
+        <w:tc>
+          <w:tcPr>
+            <w:tcW w:type="dxa" w:w="2040"/>
+          </w:tcPr>
+          <w:p>
+            <w:pPr>
+              <w:jc w:val="center"/>
+            </w:pPr>
+            <w:r>
+              <w:rPr>
+                <w:rFonts w:ascii="宋体" w:hAnsi="宋体" w:eastAsia="宋体"/>
+                <w:b w:val="0"/>
+                <w:sz w:val="20"/>
+              </w:rPr>
+              <w:t>(  ) 3.</w:t>
+            </w:r>
+          </w:p>
+        </w:tc>
+        <w:tc>
+          <w:tcPr>
+            <w:tcW w:type="dxa" w:w="2040"/>
+          </w:tcPr>
+          <w:p>
+            <w:pPr>
+              <w:jc w:val="center"/>
+            </w:pPr>
+            <w:r>
+              <w:rPr>
+                <w:rFonts w:ascii="宋体" w:hAnsi="宋体" w:eastAsia="宋体"/>
+                <w:b w:val="0"/>
+                <w:sz w:val="20"/>
+              </w:rPr>
+              <w:t>(  ) 4.</w:t>
+            </w:r>
+          </w:p>
+        </w:tc>
+        <w:tc>
+          <w:tcPr>
+            <w:tcW w:type="dxa" w:w="2040"/>
+          </w:tcPr>
+          <w:p>
+            <w:pPr>
+              <w:jc w:val="center"/>
+            </w:pPr>
+            <w:r>
+              <w:rPr>
+                <w:rFonts w:ascii="宋体" w:hAnsi="宋体" w:eastAsia="宋体"/>
+                <w:b w:val="0"/>
+                <w:sz w:val="20"/>
+              </w:rPr>
+              <w:t>(  ) 5.</w:t>
+            </w:r>
+          </w:p>
+        </w:tc>
+      </w:tr>
+    </w:tbl>
     <w:p>
       <w:pPr>
-        <w:spacing w:after="80" w:before="0" w:line="240" w:lineRule="auto"/>
-      </w:pPr>
-      <w:r>
-        <w:rPr>
-          <w:rFonts w:ascii="宋体" w:hAnsi="宋体" w:eastAsia="宋体"/>
-          <w:b w:val="0"/>
-          <w:sz w:val="20"/>
-        </w:rPr>
-        <w:t>(  ) 1. 【图】男孩拿着打开的书</w:t>
-      </w:r>
-    </w:p>
-    <w:p>
-      <w:pPr>
-        <w:spacing w:after="80" w:before="0" w:line="240" w:lineRule="auto"/>
-      </w:pPr>
-      <w:r>
-        <w:rPr>
-          <w:rFonts w:ascii="宋体" w:hAnsi="宋体" w:eastAsia="宋体"/>
-          <w:b w:val="0"/>
-          <w:sz w:val="20"/>
-        </w:rPr>
-        <w:t>(  ) 2. 【图】男孩站在黑板前 x + 4 = 6，x = ?</w:t>
-      </w:r>
-    </w:p>
-    <w:p>
-      <w:pPr>
-        <w:spacing w:after="80" w:before="0" w:line="240" w:lineRule="auto"/>
-      </w:pPr>
-      <w:r>
-        <w:rPr>
-          <w:rFonts w:ascii="宋体" w:hAnsi="宋体" w:eastAsia="宋体"/>
-          <w:b w:val="0"/>
-          <w:sz w:val="20"/>
-        </w:rPr>
-        <w:t>(  ) 3. 【图】标题为 STORY BOOK 的书</w:t>
-      </w:r>
-    </w:p>
-    <w:p>
-      <w:pPr>
-        <w:spacing w:after="80" w:before="0" w:line="240" w:lineRule="auto"/>
-      </w:pPr>
-      <w:r>
-        <w:rPr>
-          <w:rFonts w:ascii="宋体" w:hAnsi="宋体" w:eastAsia="宋体"/>
-          <w:b w:val="0"/>
-          <w:sz w:val="20"/>
-        </w:rPr>
-        <w:t>(  ) 4. 【图】人躺在床上（生病/休息）</w:t>
-      </w:r>
-    </w:p>
-    <w:p>
-      <w:pPr>
-        <w:spacing w:after="80" w:before="0" w:line="240" w:lineRule="auto"/>
-      </w:pPr>
-      <w:r>
-        <w:rPr>
-          <w:rFonts w:ascii="宋体" w:hAnsi="宋体" w:eastAsia="宋体"/>
-          <w:b w:val="0"/>
-          <w:sz w:val="20"/>
-        </w:rPr>
-        <w:t>(  ) 5. 【图】一杯带柠檬片和吸管的水</w:t>
-      </w:r>
-    </w:p>
-    <w:p>
-      <w:pPr>
-        <w:spacing w:after="120" w:before="200" w:line="240" w:lineRule="auto"/>
+        <w:spacing w:before="200" w:after="120" w:line="240" w:lineRule="auto"/>
       </w:pPr>
       <w:r>
         <w:rPr>
@@ -384,7 +1410,7 @@
     </w:p>
     <w:p>
       <w:pPr>
-        <w:spacing w:after="20" w:before="0" w:line="240" w:lineRule="auto"/>
+        <w:spacing w:before="0" w:after="20" w:line="240" w:lineRule="auto"/>
       </w:pPr>
       <w:r>
         <w:rPr>
@@ -397,7 +1423,7 @@
     </w:p>
     <w:p>
       <w:pPr>
-        <w:spacing w:after="20" w:before="0" w:line="240" w:lineRule="auto"/>
+        <w:spacing w:before="0" w:after="20" w:line="240" w:lineRule="auto"/>
       </w:pPr>
       <w:r>
         <w:rPr>
@@ -410,7 +1436,7 @@
     </w:p>
     <w:p>
       <w:pPr>
-        <w:spacing w:after="20" w:before="0" w:line="240" w:lineRule="auto"/>
+        <w:spacing w:before="0" w:after="20" w:line="240" w:lineRule="auto"/>
       </w:pPr>
       <w:r>
         <w:rPr>
@@ -423,7 +1449,7 @@
     </w:p>
     <w:p>
       <w:pPr>
-        <w:spacing w:after="20" w:before="0" w:line="240" w:lineRule="auto"/>
+        <w:spacing w:before="0" w:after="20" w:line="240" w:lineRule="auto"/>
       </w:pPr>
       <w:r>
         <w:rPr>
@@ -436,7 +1462,7 @@
     </w:p>
     <w:p>
       <w:pPr>
-        <w:spacing w:after="20" w:before="0" w:line="240" w:lineRule="auto"/>
+        <w:spacing w:before="0" w:after="20" w:line="240" w:lineRule="auto"/>
       </w:pPr>
       <w:r>
         <w:rPr>
@@ -449,7 +1475,7 @@
     </w:p>
     <w:p>
       <w:pPr>
-        <w:spacing w:after="20" w:before="0" w:line="240" w:lineRule="auto"/>
+        <w:spacing w:before="0" w:after="20" w:line="240" w:lineRule="auto"/>
       </w:pPr>
       <w:r>
         <w:rPr>
@@ -462,7 +1488,7 @@
     </w:p>
     <w:p>
       <w:pPr>
-        <w:spacing w:after="20" w:before="0" w:line="240" w:lineRule="auto"/>
+        <w:spacing w:before="0" w:after="20" w:line="240" w:lineRule="auto"/>
       </w:pPr>
       <w:r>
         <w:rPr>
@@ -475,7 +1501,7 @@
     </w:p>
     <w:p>
       <w:pPr>
-        <w:spacing w:after="20" w:before="0" w:line="240" w:lineRule="auto"/>
+        <w:spacing w:before="0" w:after="20" w:line="240" w:lineRule="auto"/>
       </w:pPr>
       <w:r>
         <w:rPr>
@@ -488,7 +1514,7 @@
     </w:p>
     <w:p>
       <w:pPr>
-        <w:spacing w:after="20" w:before="0" w:line="240" w:lineRule="auto"/>
+        <w:spacing w:before="0" w:after="20" w:line="240" w:lineRule="auto"/>
       </w:pPr>
       <w:r>
         <w:rPr>
@@ -501,7 +1527,7 @@
     </w:p>
     <w:p>
       <w:pPr>
-        <w:spacing w:after="20" w:before="0" w:line="240" w:lineRule="auto"/>
+        <w:spacing w:before="0" w:after="20" w:line="240" w:lineRule="auto"/>
       </w:pPr>
       <w:r>
         <w:rPr>
@@ -514,7 +1540,7 @@
     </w:p>
     <w:p>
       <w:pPr>
-        <w:spacing w:after="20" w:before="0" w:line="240" w:lineRule="auto"/>
+        <w:spacing w:before="0" w:after="20" w:line="240" w:lineRule="auto"/>
       </w:pPr>
       <w:r>
         <w:rPr>
@@ -527,7 +1553,7 @@
     </w:p>
     <w:p>
       <w:pPr>
-        <w:spacing w:after="20" w:before="0" w:line="240" w:lineRule="auto"/>
+        <w:spacing w:before="0" w:after="20" w:line="240" w:lineRule="auto"/>
       </w:pPr>
       <w:r>
         <w:rPr>
@@ -540,7 +1566,7 @@
     </w:p>
     <w:p>
       <w:pPr>
-        <w:spacing w:after="20" w:before="0" w:line="240" w:lineRule="auto"/>
+        <w:spacing w:before="0" w:after="20" w:line="240" w:lineRule="auto"/>
       </w:pPr>
       <w:r>
         <w:rPr>
@@ -553,7 +1579,7 @@
     </w:p>
     <w:p>
       <w:pPr>
-        <w:spacing w:after="20" w:before="0" w:line="240" w:lineRule="auto"/>
+        <w:spacing w:before="0" w:after="20" w:line="240" w:lineRule="auto"/>
       </w:pPr>
       <w:r>
         <w:rPr>
@@ -566,7 +1592,7 @@
     </w:p>
     <w:p>
       <w:pPr>
-        <w:spacing w:after="20" w:before="0" w:line="240" w:lineRule="auto"/>
+        <w:spacing w:before="0" w:after="20" w:line="240" w:lineRule="auto"/>
       </w:pPr>
       <w:r>
         <w:rPr>
@@ -579,7 +1605,7 @@
     </w:p>
     <w:p>
       <w:pPr>
-        <w:spacing w:after="40" w:before="240" w:line="240" w:lineRule="auto"/>
+        <w:spacing w:before="200" w:after="40" w:line="240" w:lineRule="auto"/>
         <w:jc w:val="center"/>
       </w:pPr>
       <w:r>
@@ -588,7 +1614,7 @@
           <w:b w:val="0"/>
           <w:sz w:val="18"/>
         </w:rPr>
-        <w:t>英语 · 四上 · 第二单元  第 1 页（共 4 页）</w:t>
+        <w:t>英语 · 四上 · 第二单元  第 1 页（共 4 页）· 高清图题版</w:t>
       </w:r>
     </w:p>
     <w:p>
@@ -598,7 +1624,7 @@
     </w:p>
     <w:p>
       <w:pPr>
-        <w:spacing w:after="120" w:before="200" w:line="240" w:lineRule="auto"/>
+        <w:spacing w:before="200" w:after="120" w:line="240" w:lineRule="auto"/>
       </w:pPr>
       <w:r>
         <w:rPr>
@@ -611,7 +1637,7 @@
     </w:p>
     <w:p>
       <w:pPr>
-        <w:spacing w:after="80" w:before="0" w:line="240" w:lineRule="auto"/>
+        <w:spacing w:before="0" w:after="60" w:line="240" w:lineRule="auto"/>
       </w:pPr>
       <w:r>
         <w:rPr>
@@ -624,7 +1650,7 @@
     </w:p>
     <w:p>
       <w:pPr>
-        <w:spacing w:after="80" w:before="0" w:line="240" w:lineRule="auto"/>
+        <w:spacing w:before="0" w:after="60" w:line="240" w:lineRule="auto"/>
       </w:pPr>
       <w:r>
         <w:rPr>
@@ -637,7 +1663,7 @@
     </w:p>
     <w:p>
       <w:pPr>
-        <w:spacing w:after="80" w:before="0" w:line="240" w:lineRule="auto"/>
+        <w:spacing w:before="0" w:after="60" w:line="240" w:lineRule="auto"/>
       </w:pPr>
       <w:r>
         <w:rPr>
@@ -650,7 +1676,7 @@
     </w:p>
     <w:p>
       <w:pPr>
-        <w:spacing w:after="80" w:before="0" w:line="240" w:lineRule="auto"/>
+        <w:spacing w:before="0" w:after="60" w:line="240" w:lineRule="auto"/>
       </w:pPr>
       <w:r>
         <w:rPr>
@@ -663,7 +1689,7 @@
     </w:p>
     <w:p>
       <w:pPr>
-        <w:spacing w:after="80" w:before="0" w:line="240" w:lineRule="auto"/>
+        <w:spacing w:before="0" w:after="60" w:line="240" w:lineRule="auto"/>
       </w:pPr>
       <w:r>
         <w:rPr>
@@ -676,7 +1702,7 @@
     </w:p>
     <w:p>
       <w:pPr>
-        <w:spacing w:after="160" w:before="240" w:line="240" w:lineRule="auto"/>
+        <w:spacing w:before="200" w:after="160" w:line="240" w:lineRule="auto"/>
         <w:jc w:val="center"/>
       </w:pPr>
       <w:r>
@@ -690,7 +1716,7 @@
     </w:p>
     <w:p>
       <w:pPr>
-        <w:spacing w:after="120" w:before="200" w:line="240" w:lineRule="auto"/>
+        <w:spacing w:before="200" w:after="120" w:line="240" w:lineRule="auto"/>
       </w:pPr>
       <w:r>
         <w:rPr>
@@ -944,7 +1970,7 @@
     </w:p>
     <w:p>
       <w:pPr>
-        <w:spacing w:after="120" w:before="200" w:line="240" w:lineRule="auto"/>
+        <w:spacing w:before="200" w:after="120" w:line="240" w:lineRule="auto"/>
       </w:pPr>
       <w:r>
         <w:rPr>
@@ -957,7 +1983,7 @@
     </w:p>
     <w:p>
       <w:pPr>
-        <w:spacing w:after="80" w:before="0" w:line="240" w:lineRule="auto"/>
+        <w:spacing w:before="0" w:after="60" w:line="240" w:lineRule="auto"/>
       </w:pPr>
       <w:r>
         <w:rPr>
@@ -970,7 +1996,7 @@
     </w:p>
     <w:p>
       <w:pPr>
-        <w:spacing w:after="80" w:before="0" w:line="240" w:lineRule="auto"/>
+        <w:spacing w:before="0" w:after="60" w:line="240" w:lineRule="auto"/>
       </w:pPr>
       <w:r>
         <w:rPr>
@@ -983,7 +2009,7 @@
     </w:p>
     <w:p>
       <w:pPr>
-        <w:spacing w:after="80" w:before="0" w:line="240" w:lineRule="auto"/>
+        <w:spacing w:before="0" w:after="60" w:line="240" w:lineRule="auto"/>
       </w:pPr>
       <w:r>
         <w:rPr>
@@ -996,7 +2022,7 @@
     </w:p>
     <w:p>
       <w:pPr>
-        <w:spacing w:after="80" w:before="0" w:line="240" w:lineRule="auto"/>
+        <w:spacing w:before="0" w:after="60" w:line="240" w:lineRule="auto"/>
       </w:pPr>
       <w:r>
         <w:rPr>
@@ -1009,7 +2035,7 @@
     </w:p>
     <w:p>
       <w:pPr>
-        <w:spacing w:after="80" w:before="0" w:line="240" w:lineRule="auto"/>
+        <w:spacing w:before="0" w:after="60" w:line="240" w:lineRule="auto"/>
       </w:pPr>
       <w:r>
         <w:rPr>
@@ -1022,7 +2048,7 @@
     </w:p>
     <w:p>
       <w:pPr>
-        <w:spacing w:after="120" w:before="200" w:line="240" w:lineRule="auto"/>
+        <w:spacing w:before="200" w:after="120" w:line="240" w:lineRule="auto"/>
       </w:pPr>
       <w:r>
         <w:rPr>
@@ -1035,7 +2061,7 @@
     </w:p>
     <w:p>
       <w:pPr>
-        <w:spacing w:after="40" w:before="0" w:line="240" w:lineRule="auto"/>
+        <w:spacing w:before="0" w:after="20" w:line="240" w:lineRule="auto"/>
       </w:pPr>
       <w:r>
         <w:rPr>
@@ -1048,7 +2074,7 @@
     </w:p>
     <w:p>
       <w:pPr>
-        <w:spacing w:after="40" w:before="0" w:line="240" w:lineRule="auto"/>
+        <w:spacing w:before="0" w:after="20" w:line="240" w:lineRule="auto"/>
       </w:pPr>
       <w:r>
         <w:rPr>
@@ -1061,7 +2087,7 @@
     </w:p>
     <w:p>
       <w:pPr>
-        <w:spacing w:after="40" w:before="0" w:line="240" w:lineRule="auto"/>
+        <w:spacing w:before="0" w:after="20" w:line="240" w:lineRule="auto"/>
       </w:pPr>
       <w:r>
         <w:rPr>
@@ -1074,7 +2100,7 @@
     </w:p>
     <w:p>
       <w:pPr>
-        <w:spacing w:after="40" w:before="0" w:line="240" w:lineRule="auto"/>
+        <w:spacing w:before="0" w:after="20" w:line="240" w:lineRule="auto"/>
       </w:pPr>
       <w:r>
         <w:rPr>
@@ -1087,7 +2113,7 @@
     </w:p>
     <w:p>
       <w:pPr>
-        <w:spacing w:after="40" w:before="0" w:line="240" w:lineRule="auto"/>
+        <w:spacing w:before="0" w:after="20" w:line="240" w:lineRule="auto"/>
       </w:pPr>
       <w:r>
         <w:rPr>
@@ -1098,74 +2124,336 @@
         <w:t>E. You can drink some warm water.</w:t>
       </w:r>
     </w:p>
+    <w:tbl>
+      <w:tblPr>
+        <w:tblW w:type="auto" w:w="0"/>
+        <w:tblLook w:firstColumn="1" w:firstRow="1" w:lastColumn="0" w:lastRow="0" w:noHBand="0" w:noVBand="1" w:val="04A0"/>
+      </w:tblPr>
+      <w:tblGrid>
+        <w:gridCol w:w="2040"/>
+        <w:gridCol w:w="2040"/>
+        <w:gridCol w:w="2040"/>
+        <w:gridCol w:w="2040"/>
+        <w:gridCol w:w="2040"/>
+      </w:tblGrid>
+      <w:tr>
+        <w:tc>
+          <w:tcPr>
+            <w:tcW w:type="dxa" w:w="2040"/>
+          </w:tcPr>
+          <w:p>
+            <w:pPr>
+              <w:jc w:val="center"/>
+            </w:pPr>
+            <w:r>
+              <w:drawing>
+                <wp:inline xmlns:a="http://schemas.openxmlformats.org/drawingml/2006/main" xmlns:pic="http://schemas.openxmlformats.org/drawingml/2006/picture">
+                  <wp:extent cx="900000" cy="900000"/>
+                  <wp:docPr id="18" name="Picture 18"/>
+                  <wp:cNvGraphicFramePr>
+                    <a:graphicFrameLocks noChangeAspect="1"/>
+                  </wp:cNvGraphicFramePr>
+                  <a:graphic>
+                    <a:graphicData uri="http://schemas.openxmlformats.org/drawingml/2006/picture">
+                      <pic:pic>
+                        <pic:nvPicPr>
+                          <pic:cNvPr id="0" name="u2_W7_1.jpg"/>
+                          <pic:cNvPicPr/>
+                        </pic:nvPicPr>
+                        <pic:blipFill>
+                          <a:blip r:embed="rId26"/>
+                          <a:stretch>
+                            <a:fillRect/>
+                          </a:stretch>
+                        </pic:blipFill>
+                        <pic:spPr>
+                          <a:xfrm>
+                            <a:off x="0" y="0"/>
+                            <a:ext cx="900000" cy="900000"/>
+                          </a:xfrm>
+                          <a:prstGeom prst="rect"/>
+                        </pic:spPr>
+                      </pic:pic>
+                    </a:graphicData>
+                  </a:graphic>
+                </wp:inline>
+              </w:drawing>
+            </w:r>
+          </w:p>
+        </w:tc>
+        <w:tc>
+          <w:tcPr>
+            <w:tcW w:type="dxa" w:w="2040"/>
+          </w:tcPr>
+          <w:p>
+            <w:pPr>
+              <w:jc w:val="center"/>
+            </w:pPr>
+            <w:r>
+              <w:drawing>
+                <wp:inline xmlns:a="http://schemas.openxmlformats.org/drawingml/2006/main" xmlns:pic="http://schemas.openxmlformats.org/drawingml/2006/picture">
+                  <wp:extent cx="900000" cy="900000"/>
+                  <wp:docPr id="19" name="Picture 19"/>
+                  <wp:cNvGraphicFramePr>
+                    <a:graphicFrameLocks noChangeAspect="1"/>
+                  </wp:cNvGraphicFramePr>
+                  <a:graphic>
+                    <a:graphicData uri="http://schemas.openxmlformats.org/drawingml/2006/picture">
+                      <pic:pic>
+                        <pic:nvPicPr>
+                          <pic:cNvPr id="0" name="u2_W7_2.jpg"/>
+                          <pic:cNvPicPr/>
+                        </pic:nvPicPr>
+                        <pic:blipFill>
+                          <a:blip r:embed="rId27"/>
+                          <a:stretch>
+                            <a:fillRect/>
+                          </a:stretch>
+                        </pic:blipFill>
+                        <pic:spPr>
+                          <a:xfrm>
+                            <a:off x="0" y="0"/>
+                            <a:ext cx="900000" cy="900000"/>
+                          </a:xfrm>
+                          <a:prstGeom prst="rect"/>
+                        </pic:spPr>
+                      </pic:pic>
+                    </a:graphicData>
+                  </a:graphic>
+                </wp:inline>
+              </w:drawing>
+            </w:r>
+          </w:p>
+        </w:tc>
+        <w:tc>
+          <w:tcPr>
+            <w:tcW w:type="dxa" w:w="2040"/>
+          </w:tcPr>
+          <w:p>
+            <w:pPr>
+              <w:jc w:val="center"/>
+            </w:pPr>
+            <w:r>
+              <w:drawing>
+                <wp:inline xmlns:a="http://schemas.openxmlformats.org/drawingml/2006/main" xmlns:pic="http://schemas.openxmlformats.org/drawingml/2006/picture">
+                  <wp:extent cx="900000" cy="900000"/>
+                  <wp:docPr id="20" name="Picture 20"/>
+                  <wp:cNvGraphicFramePr>
+                    <a:graphicFrameLocks noChangeAspect="1"/>
+                  </wp:cNvGraphicFramePr>
+                  <a:graphic>
+                    <a:graphicData uri="http://schemas.openxmlformats.org/drawingml/2006/picture">
+                      <pic:pic>
+                        <pic:nvPicPr>
+                          <pic:cNvPr id="0" name="u2_W7_3.jpg"/>
+                          <pic:cNvPicPr/>
+                        </pic:nvPicPr>
+                        <pic:blipFill>
+                          <a:blip r:embed="rId28"/>
+                          <a:stretch>
+                            <a:fillRect/>
+                          </a:stretch>
+                        </pic:blipFill>
+                        <pic:spPr>
+                          <a:xfrm>
+                            <a:off x="0" y="0"/>
+                            <a:ext cx="900000" cy="900000"/>
+                          </a:xfrm>
+                          <a:prstGeom prst="rect"/>
+                        </pic:spPr>
+                      </pic:pic>
+                    </a:graphicData>
+                  </a:graphic>
+                </wp:inline>
+              </w:drawing>
+            </w:r>
+          </w:p>
+        </w:tc>
+        <w:tc>
+          <w:tcPr>
+            <w:tcW w:type="dxa" w:w="2040"/>
+          </w:tcPr>
+          <w:p>
+            <w:pPr>
+              <w:jc w:val="center"/>
+            </w:pPr>
+            <w:r>
+              <w:drawing>
+                <wp:inline xmlns:a="http://schemas.openxmlformats.org/drawingml/2006/main" xmlns:pic="http://schemas.openxmlformats.org/drawingml/2006/picture">
+                  <wp:extent cx="900000" cy="900000"/>
+                  <wp:docPr id="21" name="Picture 21"/>
+                  <wp:cNvGraphicFramePr>
+                    <a:graphicFrameLocks noChangeAspect="1"/>
+                  </wp:cNvGraphicFramePr>
+                  <a:graphic>
+                    <a:graphicData uri="http://schemas.openxmlformats.org/drawingml/2006/picture">
+                      <pic:pic>
+                        <pic:nvPicPr>
+                          <pic:cNvPr id="0" name="u2_W7_4.jpg"/>
+                          <pic:cNvPicPr/>
+                        </pic:nvPicPr>
+                        <pic:blipFill>
+                          <a:blip r:embed="rId29"/>
+                          <a:stretch>
+                            <a:fillRect/>
+                          </a:stretch>
+                        </pic:blipFill>
+                        <pic:spPr>
+                          <a:xfrm>
+                            <a:off x="0" y="0"/>
+                            <a:ext cx="900000" cy="900000"/>
+                          </a:xfrm>
+                          <a:prstGeom prst="rect"/>
+                        </pic:spPr>
+                      </pic:pic>
+                    </a:graphicData>
+                  </a:graphic>
+                </wp:inline>
+              </w:drawing>
+            </w:r>
+          </w:p>
+        </w:tc>
+        <w:tc>
+          <w:tcPr>
+            <w:tcW w:type="dxa" w:w="2040"/>
+          </w:tcPr>
+          <w:p>
+            <w:pPr>
+              <w:jc w:val="center"/>
+            </w:pPr>
+            <w:r>
+              <w:drawing>
+                <wp:inline xmlns:a="http://schemas.openxmlformats.org/drawingml/2006/main" xmlns:pic="http://schemas.openxmlformats.org/drawingml/2006/picture">
+                  <wp:extent cx="900000" cy="900000"/>
+                  <wp:docPr id="22" name="Picture 22"/>
+                  <wp:cNvGraphicFramePr>
+                    <a:graphicFrameLocks noChangeAspect="1"/>
+                  </wp:cNvGraphicFramePr>
+                  <a:graphic>
+                    <a:graphicData uri="http://schemas.openxmlformats.org/drawingml/2006/picture">
+                      <pic:pic>
+                        <pic:nvPicPr>
+                          <pic:cNvPr id="0" name="u2_W7_5.jpg"/>
+                          <pic:cNvPicPr/>
+                        </pic:nvPicPr>
+                        <pic:blipFill>
+                          <a:blip r:embed="rId30"/>
+                          <a:stretch>
+                            <a:fillRect/>
+                          </a:stretch>
+                        </pic:blipFill>
+                        <pic:spPr>
+                          <a:xfrm>
+                            <a:off x="0" y="0"/>
+                            <a:ext cx="900000" cy="900000"/>
+                          </a:xfrm>
+                          <a:prstGeom prst="rect"/>
+                        </pic:spPr>
+                      </pic:pic>
+                    </a:graphicData>
+                  </a:graphic>
+                </wp:inline>
+              </w:drawing>
+            </w:r>
+          </w:p>
+        </w:tc>
+      </w:tr>
+      <w:tr>
+        <w:tc>
+          <w:tcPr>
+            <w:tcW w:type="dxa" w:w="2040"/>
+          </w:tcPr>
+          <w:p>
+            <w:pPr>
+              <w:jc w:val="center"/>
+            </w:pPr>
+            <w:r>
+              <w:rPr>
+                <w:rFonts w:ascii="宋体" w:hAnsi="宋体" w:eastAsia="宋体"/>
+                <w:b w:val="0"/>
+                <w:sz w:val="20"/>
+              </w:rPr>
+              <w:t>(  ) 1.</w:t>
+            </w:r>
+          </w:p>
+        </w:tc>
+        <w:tc>
+          <w:tcPr>
+            <w:tcW w:type="dxa" w:w="2040"/>
+          </w:tcPr>
+          <w:p>
+            <w:pPr>
+              <w:jc w:val="center"/>
+            </w:pPr>
+            <w:r>
+              <w:rPr>
+                <w:rFonts w:ascii="宋体" w:hAnsi="宋体" w:eastAsia="宋体"/>
+                <w:b w:val="0"/>
+                <w:sz w:val="20"/>
+              </w:rPr>
+              <w:t>(  ) 2.</w:t>
+            </w:r>
+          </w:p>
+        </w:tc>
+        <w:tc>
+          <w:tcPr>
+            <w:tcW w:type="dxa" w:w="2040"/>
+          </w:tcPr>
+          <w:p>
+            <w:pPr>
+              <w:jc w:val="center"/>
+            </w:pPr>
+            <w:r>
+              <w:rPr>
+                <w:rFonts w:ascii="宋体" w:hAnsi="宋体" w:eastAsia="宋体"/>
+                <w:b w:val="0"/>
+                <w:sz w:val="20"/>
+              </w:rPr>
+              <w:t>(  ) 3.</w:t>
+            </w:r>
+          </w:p>
+        </w:tc>
+        <w:tc>
+          <w:tcPr>
+            <w:tcW w:type="dxa" w:w="2040"/>
+          </w:tcPr>
+          <w:p>
+            <w:pPr>
+              <w:jc w:val="center"/>
+            </w:pPr>
+            <w:r>
+              <w:rPr>
+                <w:rFonts w:ascii="宋体" w:hAnsi="宋体" w:eastAsia="宋体"/>
+                <w:b w:val="0"/>
+                <w:sz w:val="20"/>
+              </w:rPr>
+              <w:t>(  ) 4.</w:t>
+            </w:r>
+          </w:p>
+        </w:tc>
+        <w:tc>
+          <w:tcPr>
+            <w:tcW w:type="dxa" w:w="2040"/>
+          </w:tcPr>
+          <w:p>
+            <w:pPr>
+              <w:jc w:val="center"/>
+            </w:pPr>
+            <w:r>
+              <w:rPr>
+                <w:rFonts w:ascii="宋体" w:hAnsi="宋体" w:eastAsia="宋体"/>
+                <w:b w:val="0"/>
+                <w:sz w:val="20"/>
+              </w:rPr>
+              <w:t>(  ) 5.</w:t>
+            </w:r>
+          </w:p>
+        </w:tc>
+      </w:tr>
+    </w:tbl>
     <w:p>
       <w:pPr>
-        <w:spacing w:after="60" w:before="0" w:line="240" w:lineRule="auto"/>
-      </w:pPr>
-      <w:r>
-        <w:rPr>
-          <w:rFonts w:ascii="宋体" w:hAnsi="宋体" w:eastAsia="宋体"/>
-          <w:b w:val="0"/>
-          <w:sz w:val="20"/>
-        </w:rPr>
-        <w:t>(  ) 1. 【图】孩子躺在床上（生病/体温计）</w:t>
-      </w:r>
-    </w:p>
-    <w:p>
-      <w:pPr>
-        <w:spacing w:after="60" w:before="0" w:line="240" w:lineRule="auto"/>
-      </w:pPr>
-      <w:r>
-        <w:rPr>
-          <w:rFonts w:ascii="宋体" w:hAnsi="宋体" w:eastAsia="宋体"/>
-          <w:b w:val="0"/>
-          <w:sz w:val="20"/>
-        </w:rPr>
-        <w:t>(  ) 2. 【图】封面上有飞机的书</w:t>
-      </w:r>
-    </w:p>
-    <w:p>
-      <w:pPr>
-        <w:spacing w:after="60" w:before="0" w:line="240" w:lineRule="auto"/>
-      </w:pPr>
-      <w:r>
-        <w:rPr>
-          <w:rFonts w:ascii="宋体" w:hAnsi="宋体" w:eastAsia="宋体"/>
-          <w:b w:val="0"/>
-          <w:sz w:val="20"/>
-        </w:rPr>
-        <w:t>(  ) 3. 【图】一杯冒热气的热水</w:t>
-      </w:r>
-    </w:p>
-    <w:p>
-      <w:pPr>
-        <w:spacing w:after="60" w:before="0" w:line="240" w:lineRule="auto"/>
-      </w:pPr>
-      <w:r>
-        <w:rPr>
-          <w:rFonts w:ascii="宋体" w:hAnsi="宋体" w:eastAsia="宋体"/>
-          <w:b w:val="0"/>
-          <w:sz w:val="20"/>
-        </w:rPr>
-        <w:t>(  ) 4. 【图】手在给山水小船涂色/画画</w:t>
-      </w:r>
-    </w:p>
-    <w:p>
-      <w:pPr>
-        <w:spacing w:after="60" w:before="0" w:line="240" w:lineRule="auto"/>
-      </w:pPr>
-      <w:r>
-        <w:rPr>
-          <w:rFonts w:ascii="宋体" w:hAnsi="宋体" w:eastAsia="宋体"/>
-          <w:b w:val="0"/>
-          <w:sz w:val="20"/>
-        </w:rPr>
-        <w:t>(  ) 5. 【图】男孩冷得发抖（周围有雪花/冷意）</w:t>
-      </w:r>
-    </w:p>
-    <w:p>
-      <w:pPr>
-        <w:spacing w:after="40" w:before="240" w:line="240" w:lineRule="auto"/>
+        <w:spacing w:before="200" w:after="40" w:line="240" w:lineRule="auto"/>
         <w:jc w:val="center"/>
       </w:pPr>
       <w:r>
@@ -1174,7 +2462,7 @@
           <w:b w:val="0"/>
           <w:sz w:val="18"/>
         </w:rPr>
-        <w:t>英语 · 四上 · 第二单元  第 2 页（共 4 页）</w:t>
+        <w:t>英语 · 四上 · 第二单元  第 2 页（共 4 页）· 高清图题版</w:t>
       </w:r>
     </w:p>
     <w:p>
@@ -1184,7 +2472,7 @@
     </w:p>
     <w:p>
       <w:pPr>
-        <w:spacing w:after="120" w:before="200" w:line="240" w:lineRule="auto"/>
+        <w:spacing w:before="200" w:after="120" w:line="240" w:lineRule="auto"/>
       </w:pPr>
       <w:r>
         <w:rPr>
@@ -1197,7 +2485,7 @@
     </w:p>
     <w:p>
       <w:pPr>
-        <w:spacing w:after="20" w:before="0" w:line="240" w:lineRule="auto"/>
+        <w:spacing w:before="0" w:after="20" w:line="240" w:lineRule="auto"/>
       </w:pPr>
       <w:r>
         <w:rPr>
@@ -1210,7 +2498,7 @@
     </w:p>
     <w:p>
       <w:pPr>
-        <w:spacing w:after="20" w:before="0" w:line="240" w:lineRule="auto"/>
+        <w:spacing w:before="0" w:after="20" w:line="240" w:lineRule="auto"/>
       </w:pPr>
       <w:r>
         <w:rPr>
@@ -1223,7 +2511,7 @@
     </w:p>
     <w:p>
       <w:pPr>
-        <w:spacing w:after="20" w:before="0" w:line="240" w:lineRule="auto"/>
+        <w:spacing w:before="0" w:after="20" w:line="240" w:lineRule="auto"/>
       </w:pPr>
       <w:r>
         <w:rPr>
@@ -1236,7 +2524,7 @@
     </w:p>
     <w:p>
       <w:pPr>
-        <w:spacing w:after="20" w:before="0" w:line="240" w:lineRule="auto"/>
+        <w:spacing w:before="0" w:after="20" w:line="240" w:lineRule="auto"/>
       </w:pPr>
       <w:r>
         <w:rPr>
@@ -1249,7 +2537,7 @@
     </w:p>
     <w:p>
       <w:pPr>
-        <w:spacing w:after="20" w:before="0" w:line="240" w:lineRule="auto"/>
+        <w:spacing w:before="0" w:after="20" w:line="240" w:lineRule="auto"/>
       </w:pPr>
       <w:r>
         <w:rPr>
@@ -1262,7 +2550,7 @@
     </w:p>
     <w:p>
       <w:pPr>
-        <w:spacing w:after="20" w:before="0" w:line="240" w:lineRule="auto"/>
+        <w:spacing w:before="0" w:after="20" w:line="240" w:lineRule="auto"/>
       </w:pPr>
       <w:r>
         <w:rPr>
@@ -1275,7 +2563,7 @@
     </w:p>
     <w:p>
       <w:pPr>
-        <w:spacing w:after="80" w:before="0" w:line="240" w:lineRule="auto"/>
+        <w:spacing w:before="0" w:after="60" w:line="240" w:lineRule="auto"/>
       </w:pPr>
       <w:r>
         <w:rPr>
@@ -1288,7 +2576,7 @@
     </w:p>
     <w:p>
       <w:pPr>
-        <w:spacing w:after="80" w:before="0" w:line="240" w:lineRule="auto"/>
+        <w:spacing w:before="0" w:after="60" w:line="240" w:lineRule="auto"/>
       </w:pPr>
       <w:r>
         <w:rPr>
@@ -1301,7 +2589,7 @@
     </w:p>
     <w:p>
       <w:pPr>
-        <w:spacing w:after="80" w:before="0" w:line="240" w:lineRule="auto"/>
+        <w:spacing w:before="0" w:after="60" w:line="240" w:lineRule="auto"/>
       </w:pPr>
       <w:r>
         <w:rPr>
@@ -1314,7 +2602,7 @@
     </w:p>
     <w:p>
       <w:pPr>
-        <w:spacing w:after="80" w:before="0" w:line="240" w:lineRule="auto"/>
+        <w:spacing w:before="0" w:after="60" w:line="240" w:lineRule="auto"/>
       </w:pPr>
       <w:r>
         <w:rPr>
@@ -1327,7 +2615,7 @@
     </w:p>
     <w:p>
       <w:pPr>
-        <w:spacing w:after="80" w:before="0" w:line="240" w:lineRule="auto"/>
+        <w:spacing w:before="0" w:after="60" w:line="240" w:lineRule="auto"/>
       </w:pPr>
       <w:r>
         <w:rPr>
@@ -1340,7 +2628,7 @@
     </w:p>
     <w:p>
       <w:pPr>
-        <w:spacing w:after="80" w:before="0" w:line="240" w:lineRule="auto"/>
+        <w:spacing w:before="0" w:after="60" w:line="240" w:lineRule="auto"/>
       </w:pPr>
       <w:r>
         <w:rPr>
@@ -1353,7 +2641,7 @@
     </w:p>
     <w:p>
       <w:pPr>
-        <w:spacing w:after="120" w:before="200" w:line="240" w:lineRule="auto"/>
+        <w:spacing w:before="200" w:after="120" w:line="240" w:lineRule="auto"/>
       </w:pPr>
       <w:r>
         <w:rPr>
@@ -1366,7 +2654,7 @@
     </w:p>
     <w:p>
       <w:pPr>
-        <w:spacing w:after="20" w:before="0" w:line="240" w:lineRule="auto"/>
+        <w:spacing w:before="0" w:after="20" w:line="240" w:lineRule="auto"/>
       </w:pPr>
       <w:r>
         <w:rPr>
@@ -1379,7 +2667,7 @@
     </w:p>
     <w:p>
       <w:pPr>
-        <w:spacing w:after="20" w:before="0" w:line="240" w:lineRule="auto"/>
+        <w:spacing w:before="0" w:after="20" w:line="240" w:lineRule="auto"/>
       </w:pPr>
       <w:r>
         <w:rPr>
@@ -1392,7 +2680,7 @@
     </w:p>
     <w:p>
       <w:pPr>
-        <w:spacing w:after="20" w:before="0" w:line="240" w:lineRule="auto"/>
+        <w:spacing w:before="0" w:after="20" w:line="240" w:lineRule="auto"/>
       </w:pPr>
       <w:r>
         <w:rPr>
@@ -1405,7 +2693,7 @@
     </w:p>
     <w:p>
       <w:pPr>
-        <w:spacing w:after="20" w:before="0" w:line="240" w:lineRule="auto"/>
+        <w:spacing w:before="0" w:after="20" w:line="240" w:lineRule="auto"/>
       </w:pPr>
       <w:r>
         <w:rPr>
@@ -1418,7 +2706,7 @@
     </w:p>
     <w:p>
       <w:pPr>
-        <w:spacing w:after="20" w:before="0" w:line="240" w:lineRule="auto"/>
+        <w:spacing w:before="0" w:after="20" w:line="240" w:lineRule="auto"/>
       </w:pPr>
       <w:r>
         <w:rPr>
@@ -1431,19 +2719,7 @@
     </w:p>
     <w:p>
       <w:pPr>
-        <w:spacing w:after="40" w:before="0" w:line="240" w:lineRule="auto"/>
-      </w:pPr>
-      <w:r>
-        <w:rPr>
-          <w:rFonts w:ascii="宋体" w:hAnsi="宋体" w:eastAsia="宋体"/>
-          <w:b w:val="0"/>
-          <w:sz w:val="20"/>
-        </w:rPr>
-      </w:r>
-    </w:p>
-    <w:p>
-      <w:pPr>
-        <w:spacing w:after="60" w:before="0" w:line="240" w:lineRule="auto"/>
+        <w:spacing w:before="0" w:after="40" w:line="240" w:lineRule="auto"/>
       </w:pPr>
       <w:r>
         <w:rPr>
@@ -1456,7 +2732,7 @@
     </w:p>
     <w:p>
       <w:pPr>
-        <w:spacing w:after="60" w:before="0" w:line="240" w:lineRule="auto"/>
+        <w:spacing w:before="0" w:after="40" w:line="240" w:lineRule="auto"/>
       </w:pPr>
       <w:r>
         <w:rPr>
@@ -1469,7 +2745,7 @@
     </w:p>
     <w:p>
       <w:pPr>
-        <w:spacing w:after="60" w:before="0" w:line="240" w:lineRule="auto"/>
+        <w:spacing w:before="0" w:after="40" w:line="240" w:lineRule="auto"/>
       </w:pPr>
       <w:r>
         <w:rPr>
@@ -1482,7 +2758,7 @@
     </w:p>
     <w:p>
       <w:pPr>
-        <w:spacing w:after="60" w:before="0" w:line="240" w:lineRule="auto"/>
+        <w:spacing w:before="0" w:after="40" w:line="240" w:lineRule="auto"/>
       </w:pPr>
       <w:r>
         <w:rPr>
@@ -1495,7 +2771,7 @@
     </w:p>
     <w:p>
       <w:pPr>
-        <w:spacing w:after="60" w:before="0" w:line="240" w:lineRule="auto"/>
+        <w:spacing w:before="0" w:after="40" w:line="240" w:lineRule="auto"/>
       </w:pPr>
       <w:r>
         <w:rPr>
@@ -1508,20 +2784,7 @@
     </w:p>
     <w:p>
       <w:pPr>
-        <w:spacing w:after="60" w:before="0" w:line="240" w:lineRule="auto"/>
-      </w:pPr>
-      <w:r>
-        <w:rPr>
-          <w:rFonts w:ascii="宋体" w:hAnsi="宋体" w:eastAsia="宋体"/>
-          <w:b w:val="0"/>
-          <w:sz w:val="22"/>
-        </w:rPr>
-        <w:t>（一会儿后，Sophia 回电。）</w:t>
-      </w:r>
-    </w:p>
-    <w:p>
-      <w:pPr>
-        <w:spacing w:after="60" w:before="0" w:line="240" w:lineRule="auto"/>
+        <w:spacing w:before="0" w:after="40" w:line="240" w:lineRule="auto"/>
       </w:pPr>
       <w:r>
         <w:rPr>
@@ -1534,7 +2797,7 @@
     </w:p>
     <w:p>
       <w:pPr>
-        <w:spacing w:after="60" w:before="0" w:line="240" w:lineRule="auto"/>
+        <w:spacing w:before="0" w:after="40" w:line="240" w:lineRule="auto"/>
       </w:pPr>
       <w:r>
         <w:rPr>
@@ -1547,7 +2810,7 @@
     </w:p>
     <w:p>
       <w:pPr>
-        <w:spacing w:after="60" w:before="0" w:line="240" w:lineRule="auto"/>
+        <w:spacing w:before="0" w:after="40" w:line="240" w:lineRule="auto"/>
       </w:pPr>
       <w:r>
         <w:rPr>
@@ -1560,7 +2823,7 @@
     </w:p>
     <w:p>
       <w:pPr>
-        <w:spacing w:after="60" w:before="0" w:line="240" w:lineRule="auto"/>
+        <w:spacing w:before="0" w:after="40" w:line="240" w:lineRule="auto"/>
       </w:pPr>
       <w:r>
         <w:rPr>
@@ -1573,7 +2836,7 @@
     </w:p>
     <w:p>
       <w:pPr>
-        <w:spacing w:after="120" w:before="200" w:line="240" w:lineRule="auto"/>
+        <w:spacing w:before="200" w:after="120" w:line="240" w:lineRule="auto"/>
       </w:pPr>
       <w:r>
         <w:rPr>
@@ -1586,7 +2849,7 @@
     </w:p>
     <w:p>
       <w:pPr>
-        <w:spacing w:after="120" w:before="0" w:line="240" w:lineRule="auto"/>
+        <w:spacing w:before="0" w:after="80" w:line="240" w:lineRule="auto"/>
         <w:jc w:val="center"/>
       </w:pPr>
       <w:r>
@@ -1600,8 +2863,7 @@
     </w:p>
     <w:p>
       <w:pPr>
-        <w:spacing w:after="160" w:before="0" w:line="240" w:lineRule="auto"/>
-        <w:ind w:firstLine="420"/>
+        <w:spacing w:before="0" w:after="120" w:line="240" w:lineRule="auto"/>
       </w:pPr>
       <w:r>
         <w:rPr>
@@ -1609,12 +2871,12 @@
           <w:b w:val="0"/>
           <w:sz w:val="22"/>
         </w:rPr>
-        <w:t>I am Lucy. I have a great friend named Lily. We are in the same class. Last Monday, we had a big maths test. I was so nervous (紧张的) because I lost (丢失) my ruler. I didn't know what to do. Lily saw me looking worried. She quickly took out her spare (备用的) ruler and gave it to me. She said, "Don't worry. You can use this one." With her help, I finished the test smoothly (顺利地). Lily is not good at drawing. I love drawing, so I often help her. I show her how to draw different shapes and colours. After a few days of practicing, Lily's drawing gets much better. We are always there to help each other and our friendship is getting stronger.</w:t>
+        <w:t>I am Lucy. I have a great friend named Lily. We are in the same class. Last Monday, we had a big maths test. I was so nervous because I lost my ruler. Lily gave me her spare ruler. Lily is not good at drawing. I often help her draw. We always help each other and our friendship is getting stronger.</w:t>
       </w:r>
     </w:p>
     <w:p>
       <w:pPr>
-        <w:spacing w:after="40" w:before="240" w:line="240" w:lineRule="auto"/>
+        <w:spacing w:before="200" w:after="40" w:line="240" w:lineRule="auto"/>
         <w:jc w:val="center"/>
       </w:pPr>
       <w:r>
@@ -1623,7 +2885,7 @@
           <w:b w:val="0"/>
           <w:sz w:val="18"/>
         </w:rPr>
-        <w:t>英语 · 四上 · 第二单元  第 3 页（共 4 页）</w:t>
+        <w:t>英语 · 四上 · 第二单元  第 3 页（共 4 页）· 高清图题版</w:t>
       </w:r>
     </w:p>
     <w:p>
@@ -1633,7 +2895,7 @@
     </w:p>
     <w:p>
       <w:pPr>
-        <w:spacing w:after="120" w:before="0" w:line="240" w:lineRule="auto"/>
+        <w:spacing w:before="0" w:after="80" w:line="240" w:lineRule="auto"/>
       </w:pPr>
       <w:r>
         <w:rPr>
@@ -1641,12 +2903,12 @@
           <w:b/>
           <w:sz w:val="22"/>
         </w:rPr>
-        <w:t>任务一：根据短文内容，选择正确答案，将序号写在题前括号内。</w:t>
+        <w:t>任务一：根据短文内容，选择正确答案。</w:t>
       </w:r>
     </w:p>
     <w:p>
       <w:pPr>
-        <w:spacing w:after="40" w:before="0" w:line="240" w:lineRule="auto"/>
+        <w:spacing w:before="0" w:after="20" w:line="240" w:lineRule="auto"/>
       </w:pPr>
       <w:r>
         <w:rPr>
@@ -1659,7 +2921,7 @@
     </w:p>
     <w:p>
       <w:pPr>
-        <w:spacing w:after="20" w:before="0" w:line="240" w:lineRule="auto"/>
+        <w:spacing w:before="0" w:after="20" w:line="240" w:lineRule="auto"/>
       </w:pPr>
       <w:r>
         <w:rPr>
@@ -1672,7 +2934,7 @@
     </w:p>
     <w:p>
       <w:pPr>
-        <w:spacing w:after="20" w:before="0" w:line="240" w:lineRule="auto"/>
+        <w:spacing w:before="0" w:after="20" w:line="240" w:lineRule="auto"/>
       </w:pPr>
       <w:r>
         <w:rPr>
@@ -1685,7 +2947,7 @@
     </w:p>
     <w:p>
       <w:pPr>
-        <w:spacing w:after="20" w:before="0" w:line="240" w:lineRule="auto"/>
+        <w:spacing w:before="0" w:after="20" w:line="240" w:lineRule="auto"/>
       </w:pPr>
       <w:r>
         <w:rPr>
@@ -1698,7 +2960,7 @@
     </w:p>
     <w:p>
       <w:pPr>
-        <w:spacing w:after="40" w:before="0" w:line="240" w:lineRule="auto"/>
+        <w:spacing w:before="0" w:after="20" w:line="240" w:lineRule="auto"/>
       </w:pPr>
       <w:r>
         <w:rPr>
@@ -1711,7 +2973,7 @@
     </w:p>
     <w:p>
       <w:pPr>
-        <w:spacing w:after="20" w:before="0" w:line="240" w:lineRule="auto"/>
+        <w:spacing w:before="0" w:after="20" w:line="240" w:lineRule="auto"/>
       </w:pPr>
       <w:r>
         <w:rPr>
@@ -1724,7 +2986,7 @@
     </w:p>
     <w:p>
       <w:pPr>
-        <w:spacing w:after="20" w:before="0" w:line="240" w:lineRule="auto"/>
+        <w:spacing w:before="0" w:after="20" w:line="240" w:lineRule="auto"/>
       </w:pPr>
       <w:r>
         <w:rPr>
@@ -1737,7 +2999,7 @@
     </w:p>
     <w:p>
       <w:pPr>
-        <w:spacing w:after="20" w:before="0" w:line="240" w:lineRule="auto"/>
+        <w:spacing w:before="0" w:after="20" w:line="240" w:lineRule="auto"/>
       </w:pPr>
       <w:r>
         <w:rPr>
@@ -1750,7 +3012,7 @@
     </w:p>
     <w:p>
       <w:pPr>
-        <w:spacing w:after="40" w:before="0" w:line="240" w:lineRule="auto"/>
+        <w:spacing w:before="0" w:after="20" w:line="240" w:lineRule="auto"/>
       </w:pPr>
       <w:r>
         <w:rPr>
@@ -1763,7 +3025,7 @@
     </w:p>
     <w:p>
       <w:pPr>
-        <w:spacing w:after="20" w:before="0" w:line="240" w:lineRule="auto"/>
+        <w:spacing w:before="0" w:after="20" w:line="240" w:lineRule="auto"/>
       </w:pPr>
       <w:r>
         <w:rPr>
@@ -1776,7 +3038,7 @@
     </w:p>
     <w:p>
       <w:pPr>
-        <w:spacing w:after="20" w:before="0" w:line="240" w:lineRule="auto"/>
+        <w:spacing w:before="0" w:after="20" w:line="240" w:lineRule="auto"/>
       </w:pPr>
       <w:r>
         <w:rPr>
@@ -1789,7 +3051,7 @@
     </w:p>
     <w:p>
       <w:pPr>
-        <w:spacing w:after="20" w:before="0" w:line="240" w:lineRule="auto"/>
+        <w:spacing w:before="0" w:after="20" w:line="240" w:lineRule="auto"/>
       </w:pPr>
       <w:r>
         <w:rPr>
@@ -1802,7 +3064,7 @@
     </w:p>
     <w:p>
       <w:pPr>
-        <w:spacing w:after="40" w:before="0" w:line="240" w:lineRule="auto"/>
+        <w:spacing w:before="0" w:after="20" w:line="240" w:lineRule="auto"/>
       </w:pPr>
       <w:r>
         <w:rPr>
@@ -1815,7 +3077,7 @@
     </w:p>
     <w:p>
       <w:pPr>
-        <w:spacing w:after="20" w:before="0" w:line="240" w:lineRule="auto"/>
+        <w:spacing w:before="0" w:after="20" w:line="240" w:lineRule="auto"/>
       </w:pPr>
       <w:r>
         <w:rPr>
@@ -1828,7 +3090,7 @@
     </w:p>
     <w:p>
       <w:pPr>
-        <w:spacing w:after="20" w:before="0" w:line="240" w:lineRule="auto"/>
+        <w:spacing w:before="0" w:after="20" w:line="240" w:lineRule="auto"/>
       </w:pPr>
       <w:r>
         <w:rPr>
@@ -1841,7 +3103,7 @@
     </w:p>
     <w:p>
       <w:pPr>
-        <w:spacing w:after="20" w:before="0" w:line="240" w:lineRule="auto"/>
+        <w:spacing w:before="0" w:after="20" w:line="240" w:lineRule="auto"/>
       </w:pPr>
       <w:r>
         <w:rPr>
@@ -1854,7 +3116,7 @@
     </w:p>
     <w:p>
       <w:pPr>
-        <w:spacing w:after="40" w:before="0" w:line="240" w:lineRule="auto"/>
+        <w:spacing w:before="0" w:after="20" w:line="240" w:lineRule="auto"/>
       </w:pPr>
       <w:r>
         <w:rPr>
@@ -1867,7 +3129,7 @@
     </w:p>
     <w:p>
       <w:pPr>
-        <w:spacing w:after="20" w:before="0" w:line="240" w:lineRule="auto"/>
+        <w:spacing w:before="0" w:after="20" w:line="240" w:lineRule="auto"/>
       </w:pPr>
       <w:r>
         <w:rPr>
@@ -1880,7 +3142,7 @@
     </w:p>
     <w:p>
       <w:pPr>
-        <w:spacing w:after="20" w:before="0" w:line="240" w:lineRule="auto"/>
+        <w:spacing w:before="0" w:after="20" w:line="240" w:lineRule="auto"/>
       </w:pPr>
       <w:r>
         <w:rPr>
@@ -1893,7 +3155,7 @@
     </w:p>
     <w:p>
       <w:pPr>
-        <w:spacing w:after="20" w:before="0" w:line="240" w:lineRule="auto"/>
+        <w:spacing w:before="0" w:after="20" w:line="240" w:lineRule="auto"/>
       </w:pPr>
       <w:r>
         <w:rPr>
@@ -1906,7 +3168,7 @@
     </w:p>
     <w:p>
       <w:pPr>
-        <w:spacing w:after="80" w:before="200" w:line="240" w:lineRule="auto"/>
+        <w:spacing w:before="160" w:after="80" w:line="240" w:lineRule="auto"/>
       </w:pPr>
       <w:r>
         <w:rPr>
@@ -1914,12 +3176,12 @@
           <w:b/>
           <w:sz w:val="22"/>
         </w:rPr>
-        <w:t>任务二：仿照例句，根据实际情况，写两句话来介绍自己的朋友。</w:t>
+        <w:t>任务二：写两句介绍自己的朋友。</w:t>
       </w:r>
     </w:p>
     <w:p>
       <w:pPr>
-        <w:spacing w:after="120" w:before="0" w:line="240" w:lineRule="auto"/>
+        <w:spacing w:before="0" w:after="80" w:line="240" w:lineRule="auto"/>
       </w:pPr>
       <w:r>
         <w:rPr>
@@ -1932,7 +3194,7 @@
     </w:p>
     <w:p>
       <w:pPr>
-        <w:spacing w:after="80" w:before="0" w:line="240" w:lineRule="auto"/>
+        <w:spacing w:before="0" w:after="60" w:line="240" w:lineRule="auto"/>
       </w:pPr>
       <w:r>
         <w:rPr>
@@ -1940,12 +3202,12 @@
           <w:b w:val="0"/>
           <w:sz w:val="22"/>
         </w:rPr>
-        <w:t>_________________________________________________________________</w:t>
+        <w:t>1. _______________________________________________</w:t>
       </w:r>
     </w:p>
     <w:p>
       <w:pPr>
-        <w:spacing w:after="160" w:before="0" w:line="240" w:lineRule="auto"/>
+        <w:spacing w:before="0" w:after="120" w:line="240" w:lineRule="auto"/>
       </w:pPr>
       <w:r>
         <w:rPr>
@@ -1953,12 +3215,12 @@
           <w:b w:val="0"/>
           <w:sz w:val="22"/>
         </w:rPr>
-        <w:t>_________________________________________________________________</w:t>
+        <w:t>2. _______________________________________________</w:t>
       </w:r>
     </w:p>
     <w:p>
       <w:pPr>
-        <w:spacing w:after="160" w:before="320" w:line="240" w:lineRule="auto"/>
+        <w:spacing w:before="200" w:after="120" w:line="240" w:lineRule="auto"/>
         <w:jc w:val="center"/>
       </w:pPr>
       <w:r>
@@ -1972,23 +3234,33 @@
     </w:p>
     <w:p>
       <w:pPr>
-        <w:spacing w:after="60" w:before="0" w:line="240" w:lineRule="auto"/>
+        <w:spacing w:before="0" w:after="40" w:line="240" w:lineRule="auto"/>
       </w:pPr>
       <w:r>
-        <w:t>三：1B  2A  3B  4A  5A（据《听力材料》第二单元三）</w:t>
+        <w:rPr>
+          <w:rFonts w:ascii="宋体" w:hAnsi="宋体" w:eastAsia="宋体"/>
+          <w:b w:val="0"/>
+          <w:sz w:val="18"/>
+        </w:rPr>
+        <w:t>三：1B  2A  3B  4A  5A</w:t>
       </w:r>
     </w:p>
     <w:p>
       <w:pPr>
-        <w:spacing w:after="60" w:before="0" w:line="240" w:lineRule="auto"/>
+        <w:spacing w:before="0" w:after="40" w:line="240" w:lineRule="auto"/>
       </w:pPr>
       <w:r>
-        <w:t>四：1T  2F  3T  4F  5F（walk≠car；park≠zoo；不只美术课互助）</w:t>
+        <w:rPr>
+          <w:rFonts w:ascii="宋体" w:hAnsi="宋体" w:eastAsia="宋体"/>
+          <w:b w:val="0"/>
+          <w:sz w:val="18"/>
+        </w:rPr>
+        <w:t>四：1T  2F  3T  4F  5F</w:t>
       </w:r>
     </w:p>
     <w:p>
       <w:pPr>
-        <w:spacing w:after="60" w:before="0" w:line="240" w:lineRule="auto"/>
+        <w:spacing w:before="0" w:after="40" w:line="240" w:lineRule="auto"/>
       </w:pPr>
       <w:r>
         <w:rPr>
@@ -2001,7 +3273,7 @@
     </w:p>
     <w:p>
       <w:pPr>
-        <w:spacing w:after="60" w:before="0" w:line="240" w:lineRule="auto"/>
+        <w:spacing w:before="0" w:after="40" w:line="240" w:lineRule="auto"/>
       </w:pPr>
       <w:r>
         <w:rPr>
@@ -2014,7 +3286,7 @@
     </w:p>
     <w:p>
       <w:pPr>
-        <w:spacing w:after="60" w:before="0" w:line="240" w:lineRule="auto"/>
+        <w:spacing w:before="0" w:after="40" w:line="240" w:lineRule="auto"/>
       </w:pPr>
       <w:r>
         <w:rPr>
@@ -2027,7 +3299,7 @@
     </w:p>
     <w:p>
       <w:pPr>
-        <w:spacing w:after="60" w:before="0" w:line="240" w:lineRule="auto"/>
+        <w:spacing w:before="0" w:after="40" w:line="240" w:lineRule="auto"/>
       </w:pPr>
       <w:r>
         <w:rPr>
@@ -2040,7 +3312,7 @@
     </w:p>
     <w:p>
       <w:pPr>
-        <w:spacing w:after="60" w:before="0" w:line="240" w:lineRule="auto"/>
+        <w:spacing w:before="0" w:after="40" w:line="240" w:lineRule="auto"/>
       </w:pPr>
       <w:r>
         <w:rPr>
@@ -2053,7 +3325,7 @@
     </w:p>
     <w:p>
       <w:pPr>
-        <w:spacing w:after="60" w:before="0" w:line="240" w:lineRule="auto"/>
+        <w:spacing w:before="0" w:after="40" w:line="240" w:lineRule="auto"/>
       </w:pPr>
       <w:r>
         <w:rPr>
@@ -2066,7 +3338,7 @@
     </w:p>
     <w:p>
       <w:pPr>
-        <w:spacing w:after="40" w:before="240" w:line="240" w:lineRule="auto"/>
+        <w:spacing w:before="200" w:after="40" w:line="240" w:lineRule="auto"/>
         <w:jc w:val="center"/>
       </w:pPr>
       <w:r>
@@ -2075,12 +3347,12 @@
           <w:b w:val="0"/>
           <w:sz w:val="18"/>
         </w:rPr>
-        <w:t>英语 · 四上 · 第二单元  第 4 页（共 4 页）</w:t>
+        <w:t>英语 · 四上 · 第二单元  第 4 页（共 4 页）· 高清图题版</w:t>
       </w:r>
     </w:p>
     <w:sectPr>
       <w:pgSz w:w="12240" w:h="15840"/>
-      <w:pgMar w:top="1020" w:right="1134" w:bottom="850" w:left="1134" w:header="720" w:footer="720" w:gutter="0"/>
+      <w:pgMar w:top="907" w:right="1020" w:bottom="794" w:left="1020" w:header="720" w:footer="720" w:gutter="0"/>
       <w:cols w:space="720"/>
       <w:docGrid w:linePitch="360"/>
     </w:sectPr>
